--- a/6-Automation/Python/17-Notification Manager - Ver 1.0 - id 23/Documentation/Notification Manager.docx
+++ b/6-Automation/Python/17-Notification Manager - Ver 1.0 - id 23/Documentation/Notification Manager.docx
@@ -12,6 +12,345 @@
     </w:p>
     <w:p>
       <w:pPr>
+        <w:pStyle w:val="Heading2"/>
+      </w:pPr>
+      <w:r>
+        <w:rPr>
+          <w:rFonts w:hint="cs"/>
+          <w:rtl/>
+        </w:rPr>
+        <w:t>1</w:t>
+      </w:r>
+      <w:r>
+        <w:t>-</w:t>
+      </w:r>
+      <w:r>
+        <w:t xml:space="preserve"> </w:t>
+      </w:r>
+      <w:r>
+        <w:t>Notification Manager</w:t>
+      </w:r>
+      <w:r>
+        <w:t xml:space="preserve"> </w:t>
+      </w:r>
+      <w:r>
+        <w:t>- Ai Question  - 1</w:t>
+      </w:r>
+    </w:p>
+    <w:p>
+      <w:r>
+        <w:rPr>
+          <w:rFonts w:ascii="Arial" w:eastAsia="Arial" w:hAnsi="Arial" w:cs="Arial"/>
+          <w:b/>
+          <w:color w:val="000000"/>
+          <w:sz w:val="18"/>
+          <w:highlight w:val="lightGray"/>
+        </w:rPr>
+        <w:t># Source: AI Source: Provided by: [Data Path</w:t>
+      </w:r>
+      <w:r>
+        <w:rPr>
+          <w:rFonts w:ascii="Arial" w:eastAsia="Arial" w:hAnsi="Arial" w:cs="Arial"/>
+          <w:color w:val="000000"/>
+          <w:sz w:val="18"/>
+          <w:highlight w:val="lightGray"/>
+        </w:rPr>
+        <w:t xml:space="preserve">: Persons Table -&gt; ID Column: 1, Name_En Column: Motasem Essam] -&gt; </w:t>
+      </w:r>
+      <w:r>
+        <w:rPr>
+          <w:rFonts w:ascii="Arial" w:eastAsia="Arial" w:hAnsi="Arial" w:cs="Arial"/>
+          <w:b/>
+          <w:color w:val="000000"/>
+          <w:sz w:val="18"/>
+          <w:highlight w:val="lightGray"/>
+        </w:rPr>
+        <w:t>From:</w:t>
+      </w:r>
+      <w:r>
+        <w:rPr>
+          <w:rFonts w:ascii="Arial" w:eastAsia="Arial" w:hAnsi="Arial" w:cs="Arial"/>
+          <w:color w:val="000000"/>
+          <w:sz w:val="18"/>
+          <w:highlight w:val="lightGray"/>
+        </w:rPr>
+        <w:t xml:space="preserve"> [ChatGPT] </w:t>
+      </w:r>
+      <w:r>
+        <w:rPr>
+          <w:rFonts w:ascii="Arial" w:eastAsia="Arial" w:hAnsi="Arial" w:cs="Arial"/>
+          <w:b/>
+          <w:color w:val="000000"/>
+          <w:sz w:val="18"/>
+          <w:highlight w:val="lightGray"/>
+        </w:rPr>
+        <w:t>on</w:t>
+      </w:r>
+      <w:r>
+        <w:rPr>
+          <w:rFonts w:ascii="Arial" w:eastAsia="Arial" w:hAnsi="Arial"/>
+          <w:sz w:val="18"/>
+          <w:highlight w:val="lightGray"/>
+        </w:rPr>
+        <w:t xml:space="preserve"> [6/1</w:t>
+      </w:r>
+      <w:r>
+        <w:rPr>
+          <w:rFonts w:ascii="Arial" w:eastAsia="Arial" w:hAnsi="Arial"/>
+          <w:sz w:val="18"/>
+          <w:highlight w:val="lightGray"/>
+        </w:rPr>
+        <w:t>8</w:t>
+      </w:r>
+      <w:r>
+        <w:rPr>
+          <w:rFonts w:ascii="Arial" w:eastAsia="Arial" w:hAnsi="Arial"/>
+          <w:sz w:val="18"/>
+          <w:highlight w:val="lightGray"/>
+        </w:rPr>
+        <w:t>/2026]</w:t>
+      </w:r>
+    </w:p>
+    <w:p>
+      <w:pPr>
+        <w:rPr>
+          <w:rFonts w:ascii="Roboto Mono" w:hAnsi="Roboto Mono"/>
+        </w:rPr>
+      </w:pPr>
+      <w:r>
+        <w:rPr>
+          <w:rFonts w:ascii="Roboto Mono" w:hAnsi="Roboto Mono"/>
+        </w:rPr>
+        <w:t xml:space="preserve">- Give me project to </w:t>
+      </w:r>
+      <w:r>
+        <w:rPr>
+          <w:rFonts w:ascii="Roboto Mono" w:hAnsi="Roboto Mono"/>
+        </w:rPr>
+        <w:t>notify me</w:t>
+      </w:r>
+    </w:p>
+    <w:p>
+      <w:pPr>
+        <w:rPr>
+          <w:rFonts w:ascii="Roboto Mono" w:hAnsi="Roboto Mono"/>
+        </w:rPr>
+      </w:pPr>
+      <w:r>
+        <w:rPr>
+          <w:rFonts w:ascii="Roboto Mono" w:hAnsi="Roboto Mono"/>
+        </w:rPr>
+        <w:t>- make me can notify different type which each type has title and message</w:t>
+      </w:r>
+      <w:r>
+        <w:rPr>
+          <w:rFonts w:ascii="Roboto Mono" w:hAnsi="Roboto Mono"/>
+        </w:rPr>
+        <w:t xml:space="preserve"> and can add sound for notifcation</w:t>
+      </w:r>
+    </w:p>
+    <w:p>
+      <w:pPr>
+        <w:rPr>
+          <w:rFonts w:ascii="Roboto Mono" w:hAnsi="Roboto Mono"/>
+        </w:rPr>
+      </w:pPr>
+      <w:r>
+        <w:rPr>
+          <w:rFonts w:ascii="Roboto Mono" w:hAnsi="Roboto Mono"/>
+        </w:rPr>
+        <w:t>- make me can notify data and time which can repeat</w:t>
+      </w:r>
+    </w:p>
+    <w:p>
+      <w:pPr>
+        <w:rPr>
+          <w:rFonts w:ascii="Roboto Mono" w:hAnsi="Roboto Mono"/>
+        </w:rPr>
+      </w:pPr>
+      <w:r>
+        <w:rPr>
+          <w:rFonts w:ascii="Roboto Mono" w:hAnsi="Roboto Mono"/>
+        </w:rPr>
+        <w:t xml:space="preserve">   * once</w:t>
+      </w:r>
+    </w:p>
+    <w:p>
+      <w:pPr>
+        <w:rPr>
+          <w:rFonts w:ascii="Roboto Mono" w:hAnsi="Roboto Mono"/>
+        </w:rPr>
+      </w:pPr>
+      <w:r>
+        <w:rPr>
+          <w:rFonts w:ascii="Roboto Mono" w:hAnsi="Roboto Mono"/>
+        </w:rPr>
+        <w:t xml:space="preserve">   * every interval</w:t>
+      </w:r>
+    </w:p>
+    <w:p>
+      <w:pPr>
+        <w:rPr>
+          <w:rFonts w:ascii="Roboto Mono" w:hAnsi="Roboto Mono"/>
+        </w:rPr>
+      </w:pPr>
+      <w:r>
+        <w:rPr>
+          <w:rFonts w:ascii="Roboto Mono" w:hAnsi="Roboto Mono"/>
+        </w:rPr>
+        <w:t xml:space="preserve">   * weekly</w:t>
+      </w:r>
+    </w:p>
+    <w:p>
+      <w:pPr>
+        <w:rPr>
+          <w:rFonts w:ascii="Roboto Mono" w:hAnsi="Roboto Mono"/>
+        </w:rPr>
+      </w:pPr>
+      <w:r>
+        <w:rPr>
+          <w:rFonts w:ascii="Roboto Mono" w:hAnsi="Roboto Mono"/>
+        </w:rPr>
+        <w:t xml:space="preserve">   * Annualy</w:t>
+      </w:r>
+    </w:p>
+    <w:p>
+      <w:pPr>
+        <w:rPr>
+          <w:rFonts w:ascii="Roboto Mono" w:hAnsi="Roboto Mono"/>
+        </w:rPr>
+      </w:pPr>
+      <w:r>
+        <w:rPr>
+          <w:rFonts w:ascii="Roboto Mono" w:hAnsi="Roboto Mono"/>
+        </w:rPr>
+        <w:t>-</w:t>
+      </w:r>
+      <w:r>
+        <w:rPr>
+          <w:rFonts w:ascii="Roboto Mono" w:hAnsi="Roboto Mono"/>
+        </w:rPr>
+        <w:t xml:space="preserve"> </w:t>
+      </w:r>
+      <w:r>
+        <w:rPr>
+          <w:rFonts w:ascii="Roboto Mono" w:hAnsi="Roboto Mono"/>
+        </w:rPr>
+        <w:t>make me can notify</w:t>
+      </w:r>
+      <w:r>
+        <w:rPr>
+          <w:rFonts w:ascii="Roboto Mono" w:hAnsi="Roboto Mono"/>
+        </w:rPr>
+        <w:t xml:space="preserve"> battery level to reminve me to plug in or unplug in certain battery level and can repeat to reminder </w:t>
+      </w:r>
+      <w:r>
+        <w:rPr>
+          <w:rFonts w:ascii="Roboto Mono" w:hAnsi="Roboto Mono"/>
+        </w:rPr>
+        <w:t>every interval</w:t>
+      </w:r>
+    </w:p>
+    <w:p>
+      <w:pPr>
+        <w:pStyle w:val="Heading2"/>
+      </w:pPr>
+      <w:r>
+        <w:rPr>
+          <w:rFonts w:hint="cs"/>
+          <w:rtl/>
+        </w:rPr>
+        <w:t>2</w:t>
+      </w:r>
+      <w:r>
+        <w:t>-</w:t>
+      </w:r>
+      <w:r>
+        <w:t xml:space="preserve"> </w:t>
+      </w:r>
+      <w:r>
+        <w:t>Notification Manager</w:t>
+      </w:r>
+      <w:r>
+        <w:t>- Ai Answer - 1</w:t>
+      </w:r>
+    </w:p>
+    <w:p>
+      <w:r>
+        <w:rPr>
+          <w:rFonts w:ascii="Arial" w:eastAsia="Arial" w:hAnsi="Arial" w:cs="Arial"/>
+          <w:b/>
+          <w:color w:val="000000"/>
+          <w:sz w:val="18"/>
+          <w:highlight w:val="lightGray"/>
+        </w:rPr>
+        <w:t># Source: AI Source: Provided by: [Data Path</w:t>
+      </w:r>
+      <w:r>
+        <w:rPr>
+          <w:rFonts w:ascii="Arial" w:eastAsia="Arial" w:hAnsi="Arial" w:cs="Arial"/>
+          <w:color w:val="000000"/>
+          <w:sz w:val="18"/>
+          <w:highlight w:val="lightGray"/>
+        </w:rPr>
+        <w:t xml:space="preserve">: Persons Table -&gt; ID Column: 1, Name_En Column: Motasem Essam] -&gt; </w:t>
+      </w:r>
+      <w:r>
+        <w:rPr>
+          <w:rFonts w:ascii="Arial" w:eastAsia="Arial" w:hAnsi="Arial" w:cs="Arial"/>
+          <w:b/>
+          <w:color w:val="000000"/>
+          <w:sz w:val="18"/>
+          <w:highlight w:val="lightGray"/>
+        </w:rPr>
+        <w:t>From:</w:t>
+      </w:r>
+      <w:r>
+        <w:rPr>
+          <w:rFonts w:ascii="Arial" w:eastAsia="Arial" w:hAnsi="Arial" w:cs="Arial"/>
+          <w:color w:val="000000"/>
+          <w:sz w:val="18"/>
+          <w:highlight w:val="lightGray"/>
+        </w:rPr>
+        <w:t xml:space="preserve"> [ChatGPT] </w:t>
+      </w:r>
+      <w:r>
+        <w:rPr>
+          <w:rFonts w:ascii="Arial" w:eastAsia="Arial" w:hAnsi="Arial" w:cs="Arial"/>
+          <w:b/>
+          <w:color w:val="000000"/>
+          <w:sz w:val="18"/>
+          <w:highlight w:val="lightGray"/>
+        </w:rPr>
+        <w:t>on</w:t>
+      </w:r>
+      <w:r>
+        <w:rPr>
+          <w:rFonts w:ascii="Arial" w:eastAsia="Arial" w:hAnsi="Arial"/>
+          <w:sz w:val="18"/>
+          <w:highlight w:val="lightGray"/>
+        </w:rPr>
+        <w:t xml:space="preserve"> [6/1</w:t>
+      </w:r>
+      <w:r>
+        <w:rPr>
+          <w:rFonts w:ascii="Arial" w:eastAsia="Arial" w:hAnsi="Arial"/>
+          <w:sz w:val="18"/>
+          <w:highlight w:val="lightGray"/>
+        </w:rPr>
+        <w:t>8</w:t>
+      </w:r>
+      <w:r>
+        <w:rPr>
+          <w:rFonts w:ascii="Arial" w:eastAsia="Arial" w:hAnsi="Arial"/>
+          <w:sz w:val="18"/>
+          <w:highlight w:val="lightGray"/>
+        </w:rPr>
+        <w:t>/2026]</w:t>
+      </w:r>
+    </w:p>
+    <w:p>
+      <w:pPr>
         <w:rPr>
           <w:rFonts w:ascii="Roboto Mono" w:hAnsi="Roboto Mono"/>
           <w:b/>
@@ -22,6 +361,7 @@
         <w:rPr>
           <w:noProof/>
         </w:rPr>
+        <w:lastRenderedPageBreak/>
         <w:drawing>
           <wp:inline distT="0" distB="0" distL="0" distR="0" wp14:anchorId="32A8D17E" wp14:editId="1359ED87">
             <wp:extent cx="5943600" cy="5612765"/>
@@ -78,19 +418,11 @@
           <w:rFonts w:ascii="Roboto Mono" w:hAnsi="Roboto Mono"/>
         </w:rPr>
       </w:pPr>
-      <w:proofErr w:type="spellStart"/>
-      <w:r>
-        <w:rPr>
-          <w:rFonts w:ascii="Roboto Mono" w:hAnsi="Roboto Mono"/>
-        </w:rPr>
-        <w:t>NotificationManager</w:t>
-      </w:r>
-      <w:proofErr w:type="spellEnd"/>
-      <w:r>
-        <w:rPr>
-          <w:rFonts w:ascii="Roboto Mono" w:hAnsi="Roboto Mono"/>
-        </w:rPr>
-        <w:t>/</w:t>
+      <w:r>
+        <w:rPr>
+          <w:rFonts w:ascii="Roboto Mono" w:hAnsi="Roboto Mono"/>
+        </w:rPr>
+        <w:t>NotificationManager/</w:t>
       </w:r>
     </w:p>
     <w:p>
@@ -173,16 +505,47 @@
         <w:rPr>
           <w:rFonts w:ascii="MS Gothic" w:eastAsia="MS Gothic" w:hAnsi="MS Gothic" w:cs="MS Gothic" w:hint="eastAsia"/>
         </w:rPr>
+        <w:t>│</w:t>
+      </w:r>
+    </w:p>
+    <w:p>
+      <w:pPr>
+        <w:rPr>
+          <w:rFonts w:ascii="Roboto Mono" w:hAnsi="Roboto Mono"/>
+        </w:rPr>
+      </w:pPr>
+      <w:r>
+        <w:rPr>
+          <w:rFonts w:ascii="MS Gothic" w:eastAsia="MS Gothic" w:hAnsi="MS Gothic" w:cs="MS Gothic" w:hint="eastAsia"/>
+        </w:rPr>
+        <w:t>├──</w:t>
+      </w:r>
+      <w:r>
+        <w:rPr>
+          <w:rFonts w:ascii="Roboto Mono" w:hAnsi="Roboto Mono"/>
+        </w:rPr>
+        <w:t xml:space="preserve"> app/</w:t>
+      </w:r>
+    </w:p>
+    <w:p>
+      <w:pPr>
+        <w:rPr>
+          <w:rFonts w:ascii="Roboto Mono" w:hAnsi="Roboto Mono"/>
+        </w:rPr>
+      </w:pPr>
+      <w:r>
+        <w:rPr>
+          <w:rFonts w:ascii="MS Gothic" w:eastAsia="MS Gothic" w:hAnsi="MS Gothic" w:cs="MS Gothic" w:hint="eastAsia"/>
+        </w:rPr>
         <w:lastRenderedPageBreak/>
         <w:t>│</w:t>
       </w:r>
-    </w:p>
-    <w:p>
-      <w:pPr>
-        <w:rPr>
-          <w:rFonts w:ascii="Roboto Mono" w:hAnsi="Roboto Mono"/>
-        </w:rPr>
-      </w:pPr>
+      <w:r>
+        <w:rPr>
+          <w:rFonts w:ascii="Roboto Mono" w:hAnsi="Roboto Mono"/>
+        </w:rPr>
+        <w:t xml:space="preserve">   </w:t>
+      </w:r>
       <w:r>
         <w:rPr>
           <w:rFonts w:ascii="MS Gothic" w:eastAsia="MS Gothic" w:hAnsi="MS Gothic" w:cs="MS Gothic" w:hint="eastAsia"/>
@@ -193,7 +556,7 @@
         <w:rPr>
           <w:rFonts w:ascii="Roboto Mono" w:hAnsi="Roboto Mono"/>
         </w:rPr>
-        <w:t xml:space="preserve"> app/</w:t>
+        <w:t xml:space="preserve"> __init__.py</w:t>
       </w:r>
     </w:p>
     <w:p>
@@ -218,12 +581,80 @@
         <w:rPr>
           <w:rFonts w:ascii="MS Gothic" w:eastAsia="MS Gothic" w:hAnsi="MS Gothic" w:cs="MS Gothic" w:hint="eastAsia"/>
         </w:rPr>
+        <w:t>│</w:t>
+      </w:r>
+    </w:p>
+    <w:p>
+      <w:pPr>
+        <w:rPr>
+          <w:rFonts w:ascii="Roboto Mono" w:hAnsi="Roboto Mono"/>
+        </w:rPr>
+      </w:pPr>
+      <w:r>
+        <w:rPr>
+          <w:rFonts w:ascii="MS Gothic" w:eastAsia="MS Gothic" w:hAnsi="MS Gothic" w:cs="MS Gothic" w:hint="eastAsia"/>
+        </w:rPr>
+        <w:t>│</w:t>
+      </w:r>
+      <w:r>
+        <w:rPr>
+          <w:rFonts w:ascii="Roboto Mono" w:hAnsi="Roboto Mono"/>
+        </w:rPr>
+        <w:t xml:space="preserve">   </w:t>
+      </w:r>
+      <w:r>
+        <w:rPr>
+          <w:rFonts w:ascii="MS Gothic" w:eastAsia="MS Gothic" w:hAnsi="MS Gothic" w:cs="MS Gothic" w:hint="eastAsia"/>
+        </w:rPr>
         <w:t>├──</w:t>
       </w:r>
       <w:r>
         <w:rPr>
           <w:rFonts w:ascii="Roboto Mono" w:hAnsi="Roboto Mono"/>
         </w:rPr>
+        <w:t xml:space="preserve"> core/</w:t>
+      </w:r>
+    </w:p>
+    <w:p>
+      <w:pPr>
+        <w:rPr>
+          <w:rFonts w:ascii="Roboto Mono" w:hAnsi="Roboto Mono"/>
+        </w:rPr>
+      </w:pPr>
+      <w:r>
+        <w:rPr>
+          <w:rFonts w:ascii="MS Gothic" w:eastAsia="MS Gothic" w:hAnsi="MS Gothic" w:cs="MS Gothic" w:hint="eastAsia"/>
+        </w:rPr>
+        <w:t>│</w:t>
+      </w:r>
+      <w:r>
+        <w:rPr>
+          <w:rFonts w:ascii="Roboto Mono" w:hAnsi="Roboto Mono"/>
+        </w:rPr>
+        <w:t xml:space="preserve">   </w:t>
+      </w:r>
+      <w:r>
+        <w:rPr>
+          <w:rFonts w:ascii="MS Gothic" w:eastAsia="MS Gothic" w:hAnsi="MS Gothic" w:cs="MS Gothic" w:hint="eastAsia"/>
+        </w:rPr>
+        <w:t>│</w:t>
+      </w:r>
+      <w:r>
+        <w:rPr>
+          <w:rFonts w:ascii="Roboto Mono" w:hAnsi="Roboto Mono"/>
+        </w:rPr>
+        <w:t xml:space="preserve">   </w:t>
+      </w:r>
+      <w:r>
+        <w:rPr>
+          <w:rFonts w:ascii="MS Gothic" w:eastAsia="MS Gothic" w:hAnsi="MS Gothic" w:cs="MS Gothic" w:hint="eastAsia"/>
+        </w:rPr>
+        <w:t>├──</w:t>
+      </w:r>
+      <w:r>
+        <w:rPr>
+          <w:rFonts w:ascii="Roboto Mono" w:hAnsi="Roboto Mono"/>
+        </w:rPr>
         <w:t xml:space="preserve"> __init__.py</w:t>
       </w:r>
     </w:p>
@@ -251,19 +682,6 @@
         </w:rPr>
         <w:t>│</w:t>
       </w:r>
-    </w:p>
-    <w:p>
-      <w:pPr>
-        <w:rPr>
-          <w:rFonts w:ascii="Roboto Mono" w:hAnsi="Roboto Mono"/>
-        </w:rPr>
-      </w:pPr>
-      <w:r>
-        <w:rPr>
-          <w:rFonts w:ascii="MS Gothic" w:eastAsia="MS Gothic" w:hAnsi="MS Gothic" w:cs="MS Gothic" w:hint="eastAsia"/>
-        </w:rPr>
-        <w:t>│</w:t>
-      </w:r>
       <w:r>
         <w:rPr>
           <w:rFonts w:ascii="Roboto Mono" w:hAnsi="Roboto Mono"/>
@@ -280,7 +698,7 @@
         <w:rPr>
           <w:rFonts w:ascii="Roboto Mono" w:hAnsi="Roboto Mono"/>
         </w:rPr>
-        <w:t xml:space="preserve"> core/</w:t>
+        <w:t xml:space="preserve"> application.py</w:t>
       </w:r>
     </w:p>
     <w:p>
@@ -323,6 +741,234 @@
         <w:rPr>
           <w:rFonts w:ascii="Roboto Mono" w:hAnsi="Roboto Mono"/>
         </w:rPr>
+        <w:t xml:space="preserve"> models.py</w:t>
+      </w:r>
+    </w:p>
+    <w:p>
+      <w:pPr>
+        <w:rPr>
+          <w:rFonts w:ascii="Roboto Mono" w:hAnsi="Roboto Mono"/>
+        </w:rPr>
+      </w:pPr>
+      <w:r>
+        <w:rPr>
+          <w:rFonts w:ascii="MS Gothic" w:eastAsia="MS Gothic" w:hAnsi="MS Gothic" w:cs="MS Gothic" w:hint="eastAsia"/>
+        </w:rPr>
+        <w:t>│</w:t>
+      </w:r>
+      <w:r>
+        <w:rPr>
+          <w:rFonts w:ascii="Roboto Mono" w:hAnsi="Roboto Mono"/>
+        </w:rPr>
+        <w:t xml:space="preserve">   </w:t>
+      </w:r>
+      <w:r>
+        <w:rPr>
+          <w:rFonts w:ascii="MS Gothic" w:eastAsia="MS Gothic" w:hAnsi="MS Gothic" w:cs="MS Gothic" w:hint="eastAsia"/>
+        </w:rPr>
+        <w:t>│</w:t>
+      </w:r>
+      <w:r>
+        <w:rPr>
+          <w:rFonts w:ascii="Roboto Mono" w:hAnsi="Roboto Mono"/>
+        </w:rPr>
+        <w:t xml:space="preserve">   </w:t>
+      </w:r>
+      <w:r>
+        <w:rPr>
+          <w:rFonts w:ascii="MS Gothic" w:eastAsia="MS Gothic" w:hAnsi="MS Gothic" w:cs="MS Gothic" w:hint="eastAsia"/>
+        </w:rPr>
+        <w:t>├──</w:t>
+      </w:r>
+      <w:r>
+        <w:rPr>
+          <w:rFonts w:ascii="Roboto Mono" w:hAnsi="Roboto Mono"/>
+        </w:rPr>
+        <w:t xml:space="preserve"> storage.py</w:t>
+      </w:r>
+    </w:p>
+    <w:p>
+      <w:pPr>
+        <w:rPr>
+          <w:rFonts w:ascii="Roboto Mono" w:hAnsi="Roboto Mono"/>
+        </w:rPr>
+      </w:pPr>
+      <w:r>
+        <w:rPr>
+          <w:rFonts w:ascii="MS Gothic" w:eastAsia="MS Gothic" w:hAnsi="MS Gothic" w:cs="MS Gothic" w:hint="eastAsia"/>
+        </w:rPr>
+        <w:t>│</w:t>
+      </w:r>
+      <w:r>
+        <w:rPr>
+          <w:rFonts w:ascii="Roboto Mono" w:hAnsi="Roboto Mono"/>
+        </w:rPr>
+        <w:t xml:space="preserve">   </w:t>
+      </w:r>
+      <w:r>
+        <w:rPr>
+          <w:rFonts w:ascii="MS Gothic" w:eastAsia="MS Gothic" w:hAnsi="MS Gothic" w:cs="MS Gothic" w:hint="eastAsia"/>
+        </w:rPr>
+        <w:t>│</w:t>
+      </w:r>
+      <w:r>
+        <w:rPr>
+          <w:rFonts w:ascii="Roboto Mono" w:hAnsi="Roboto Mono"/>
+        </w:rPr>
+        <w:t xml:space="preserve">   </w:t>
+      </w:r>
+      <w:r>
+        <w:rPr>
+          <w:rFonts w:ascii="MS Gothic" w:eastAsia="MS Gothic" w:hAnsi="MS Gothic" w:cs="MS Gothic" w:hint="eastAsia"/>
+        </w:rPr>
+        <w:t>├──</w:t>
+      </w:r>
+      <w:r>
+        <w:rPr>
+          <w:rFonts w:ascii="Roboto Mono" w:hAnsi="Roboto Mono"/>
+        </w:rPr>
+        <w:t xml:space="preserve"> scheduler.py</w:t>
+      </w:r>
+    </w:p>
+    <w:p>
+      <w:pPr>
+        <w:rPr>
+          <w:rFonts w:ascii="Roboto Mono" w:hAnsi="Roboto Mono"/>
+        </w:rPr>
+      </w:pPr>
+      <w:r>
+        <w:rPr>
+          <w:rFonts w:ascii="MS Gothic" w:eastAsia="MS Gothic" w:hAnsi="MS Gothic" w:cs="MS Gothic" w:hint="eastAsia"/>
+        </w:rPr>
+        <w:t>│</w:t>
+      </w:r>
+      <w:r>
+        <w:rPr>
+          <w:rFonts w:ascii="Roboto Mono" w:hAnsi="Roboto Mono"/>
+        </w:rPr>
+        <w:t xml:space="preserve">   </w:t>
+      </w:r>
+      <w:r>
+        <w:rPr>
+          <w:rFonts w:ascii="MS Gothic" w:eastAsia="MS Gothic" w:hAnsi="MS Gothic" w:cs="MS Gothic" w:hint="eastAsia"/>
+        </w:rPr>
+        <w:t>│</w:t>
+      </w:r>
+      <w:r>
+        <w:rPr>
+          <w:rFonts w:ascii="Roboto Mono" w:hAnsi="Roboto Mono"/>
+        </w:rPr>
+        <w:t xml:space="preserve">   </w:t>
+      </w:r>
+      <w:r>
+        <w:rPr>
+          <w:rFonts w:ascii="MS Gothic" w:eastAsia="MS Gothic" w:hAnsi="MS Gothic" w:cs="MS Gothic" w:hint="eastAsia"/>
+        </w:rPr>
+        <w:t>└──</w:t>
+      </w:r>
+      <w:r>
+        <w:rPr>
+          <w:rFonts w:ascii="Roboto Mono" w:hAnsi="Roboto Mono"/>
+        </w:rPr>
+        <w:t xml:space="preserve"> notification_engine.py</w:t>
+      </w:r>
+    </w:p>
+    <w:p>
+      <w:pPr>
+        <w:rPr>
+          <w:rFonts w:ascii="Roboto Mono" w:hAnsi="Roboto Mono"/>
+        </w:rPr>
+      </w:pPr>
+      <w:r>
+        <w:rPr>
+          <w:rFonts w:ascii="MS Gothic" w:eastAsia="MS Gothic" w:hAnsi="MS Gothic" w:cs="MS Gothic" w:hint="eastAsia"/>
+        </w:rPr>
+        <w:t>│</w:t>
+      </w:r>
+      <w:r>
+        <w:rPr>
+          <w:rFonts w:ascii="Roboto Mono" w:hAnsi="Roboto Mono"/>
+        </w:rPr>
+        <w:t xml:space="preserve">   </w:t>
+      </w:r>
+      <w:r>
+        <w:rPr>
+          <w:rFonts w:ascii="MS Gothic" w:eastAsia="MS Gothic" w:hAnsi="MS Gothic" w:cs="MS Gothic" w:hint="eastAsia"/>
+        </w:rPr>
+        <w:t>│</w:t>
+      </w:r>
+    </w:p>
+    <w:p>
+      <w:pPr>
+        <w:rPr>
+          <w:rFonts w:ascii="Roboto Mono" w:hAnsi="Roboto Mono"/>
+        </w:rPr>
+      </w:pPr>
+      <w:r>
+        <w:rPr>
+          <w:rFonts w:ascii="MS Gothic" w:eastAsia="MS Gothic" w:hAnsi="MS Gothic" w:cs="MS Gothic" w:hint="eastAsia"/>
+        </w:rPr>
+        <w:t>│</w:t>
+      </w:r>
+      <w:r>
+        <w:rPr>
+          <w:rFonts w:ascii="Roboto Mono" w:hAnsi="Roboto Mono"/>
+        </w:rPr>
+        <w:t xml:space="preserve">   </w:t>
+      </w:r>
+      <w:r>
+        <w:rPr>
+          <w:rFonts w:ascii="MS Gothic" w:eastAsia="MS Gothic" w:hAnsi="MS Gothic" w:cs="MS Gothic" w:hint="eastAsia"/>
+        </w:rPr>
+        <w:t>├──</w:t>
+      </w:r>
+      <w:r>
+        <w:rPr>
+          <w:rFonts w:ascii="Roboto Mono" w:hAnsi="Roboto Mono"/>
+        </w:rPr>
+        <w:t xml:space="preserve"> gui/</w:t>
+      </w:r>
+    </w:p>
+    <w:p>
+      <w:pPr>
+        <w:rPr>
+          <w:rFonts w:ascii="Roboto Mono" w:hAnsi="Roboto Mono"/>
+        </w:rPr>
+      </w:pPr>
+      <w:r>
+        <w:rPr>
+          <w:rFonts w:ascii="MS Gothic" w:eastAsia="MS Gothic" w:hAnsi="MS Gothic" w:cs="MS Gothic" w:hint="eastAsia"/>
+        </w:rPr>
+        <w:t>│</w:t>
+      </w:r>
+      <w:r>
+        <w:rPr>
+          <w:rFonts w:ascii="Roboto Mono" w:hAnsi="Roboto Mono"/>
+        </w:rPr>
+        <w:t xml:space="preserve">   </w:t>
+      </w:r>
+      <w:r>
+        <w:rPr>
+          <w:rFonts w:ascii="MS Gothic" w:eastAsia="MS Gothic" w:hAnsi="MS Gothic" w:cs="MS Gothic" w:hint="eastAsia"/>
+        </w:rPr>
+        <w:t>│</w:t>
+      </w:r>
+      <w:r>
+        <w:rPr>
+          <w:rFonts w:ascii="Roboto Mono" w:hAnsi="Roboto Mono"/>
+        </w:rPr>
+        <w:t xml:space="preserve">   </w:t>
+      </w:r>
+      <w:r>
+        <w:rPr>
+          <w:rFonts w:ascii="MS Gothic" w:eastAsia="MS Gothic" w:hAnsi="MS Gothic" w:cs="MS Gothic" w:hint="eastAsia"/>
+        </w:rPr>
+        <w:t>├──</w:t>
+      </w:r>
+      <w:r>
+        <w:rPr>
+          <w:rFonts w:ascii="Roboto Mono" w:hAnsi="Roboto Mono"/>
+        </w:rPr>
         <w:t xml:space="preserve"> __init__.py</w:t>
       </w:r>
     </w:p>
@@ -366,7 +1012,7 @@
         <w:rPr>
           <w:rFonts w:ascii="Roboto Mono" w:hAnsi="Roboto Mono"/>
         </w:rPr>
-        <w:t xml:space="preserve"> application.py</w:t>
+        <w:t xml:space="preserve"> main_window.py</w:t>
       </w:r>
     </w:p>
     <w:p>
@@ -409,7 +1055,7 @@
         <w:rPr>
           <w:rFonts w:ascii="Roboto Mono" w:hAnsi="Roboto Mono"/>
         </w:rPr>
-        <w:t xml:space="preserve"> models.py</w:t>
+        <w:t xml:space="preserve"> notification_dialog.py</w:t>
       </w:r>
     </w:p>
     <w:p>
@@ -446,44 +1092,144 @@
         <w:rPr>
           <w:rFonts w:ascii="MS Gothic" w:eastAsia="MS Gothic" w:hAnsi="MS Gothic" w:cs="MS Gothic" w:hint="eastAsia"/>
         </w:rPr>
+        <w:t>└──</w:t>
+      </w:r>
+      <w:r>
+        <w:rPr>
+          <w:rFonts w:ascii="Roboto Mono" w:hAnsi="Roboto Mono"/>
+        </w:rPr>
+        <w:t xml:space="preserve"> tray.py</w:t>
+      </w:r>
+    </w:p>
+    <w:p>
+      <w:pPr>
+        <w:rPr>
+          <w:rFonts w:ascii="Roboto Mono" w:hAnsi="Roboto Mono"/>
+        </w:rPr>
+      </w:pPr>
+      <w:r>
+        <w:rPr>
+          <w:rFonts w:ascii="MS Gothic" w:eastAsia="MS Gothic" w:hAnsi="MS Gothic" w:cs="MS Gothic" w:hint="eastAsia"/>
+        </w:rPr>
+        <w:t>│</w:t>
+      </w:r>
+      <w:r>
+        <w:rPr>
+          <w:rFonts w:ascii="Roboto Mono" w:hAnsi="Roboto Mono"/>
+        </w:rPr>
+        <w:t xml:space="preserve">   </w:t>
+      </w:r>
+      <w:r>
+        <w:rPr>
+          <w:rFonts w:ascii="MS Gothic" w:eastAsia="MS Gothic" w:hAnsi="MS Gothic" w:cs="MS Gothic" w:hint="eastAsia"/>
+        </w:rPr>
+        <w:t>│</w:t>
+      </w:r>
+    </w:p>
+    <w:p>
+      <w:pPr>
+        <w:rPr>
+          <w:rFonts w:ascii="Roboto Mono" w:hAnsi="Roboto Mono"/>
+        </w:rPr>
+      </w:pPr>
+      <w:r>
+        <w:rPr>
+          <w:rFonts w:ascii="MS Gothic" w:eastAsia="MS Gothic" w:hAnsi="MS Gothic" w:cs="MS Gothic" w:hint="eastAsia"/>
+        </w:rPr>
+        <w:t>│</w:t>
+      </w:r>
+      <w:r>
+        <w:rPr>
+          <w:rFonts w:ascii="Roboto Mono" w:hAnsi="Roboto Mono"/>
+        </w:rPr>
+        <w:t xml:space="preserve">   </w:t>
+      </w:r>
+      <w:r>
+        <w:rPr>
+          <w:rFonts w:ascii="MS Gothic" w:eastAsia="MS Gothic" w:hAnsi="MS Gothic" w:cs="MS Gothic" w:hint="eastAsia"/>
+        </w:rPr>
+        <w:t>└──</w:t>
+      </w:r>
+      <w:r>
+        <w:rPr>
+          <w:rFonts w:ascii="Roboto Mono" w:hAnsi="Roboto Mono"/>
+        </w:rPr>
+        <w:t xml:space="preserve"> notification_types/</w:t>
+      </w:r>
+    </w:p>
+    <w:p>
+      <w:pPr>
+        <w:rPr>
+          <w:rFonts w:ascii="Roboto Mono" w:hAnsi="Roboto Mono"/>
+        </w:rPr>
+      </w:pPr>
+      <w:r>
+        <w:rPr>
+          <w:rFonts w:ascii="MS Gothic" w:eastAsia="MS Gothic" w:hAnsi="MS Gothic" w:cs="MS Gothic" w:hint="eastAsia"/>
+        </w:rPr>
+        <w:t>│</w:t>
+      </w:r>
+      <w:r>
+        <w:rPr>
+          <w:rFonts w:ascii="Roboto Mono" w:hAnsi="Roboto Mono"/>
+        </w:rPr>
+        <w:t xml:space="preserve">       </w:t>
+      </w:r>
+      <w:r>
+        <w:rPr>
+          <w:rFonts w:ascii="MS Gothic" w:eastAsia="MS Gothic" w:hAnsi="MS Gothic" w:cs="MS Gothic" w:hint="eastAsia"/>
+        </w:rPr>
         <w:t>├──</w:t>
       </w:r>
       <w:r>
         <w:rPr>
           <w:rFonts w:ascii="Roboto Mono" w:hAnsi="Roboto Mono"/>
         </w:rPr>
-        <w:t xml:space="preserve"> storage.py</w:t>
-      </w:r>
-    </w:p>
-    <w:p>
-      <w:pPr>
-        <w:rPr>
-          <w:rFonts w:ascii="Roboto Mono" w:hAnsi="Roboto Mono"/>
-        </w:rPr>
-      </w:pPr>
-      <w:r>
-        <w:rPr>
-          <w:rFonts w:ascii="MS Gothic" w:eastAsia="MS Gothic" w:hAnsi="MS Gothic" w:cs="MS Gothic" w:hint="eastAsia"/>
-        </w:rPr>
-        <w:t>│</w:t>
-      </w:r>
-      <w:r>
-        <w:rPr>
-          <w:rFonts w:ascii="Roboto Mono" w:hAnsi="Roboto Mono"/>
-        </w:rPr>
-        <w:t xml:space="preserve">   </w:t>
-      </w:r>
-      <w:r>
-        <w:rPr>
-          <w:rFonts w:ascii="MS Gothic" w:eastAsia="MS Gothic" w:hAnsi="MS Gothic" w:cs="MS Gothic" w:hint="eastAsia"/>
-        </w:rPr>
-        <w:t>│</w:t>
-      </w:r>
-      <w:r>
-        <w:rPr>
-          <w:rFonts w:ascii="Roboto Mono" w:hAnsi="Roboto Mono"/>
-        </w:rPr>
-        <w:t xml:space="preserve">   </w:t>
+        <w:t xml:space="preserve"> __init__.py</w:t>
+      </w:r>
+    </w:p>
+    <w:p>
+      <w:pPr>
+        <w:rPr>
+          <w:rFonts w:ascii="Roboto Mono" w:hAnsi="Roboto Mono"/>
+        </w:rPr>
+      </w:pPr>
+      <w:r>
+        <w:rPr>
+          <w:rFonts w:ascii="MS Gothic" w:eastAsia="MS Gothic" w:hAnsi="MS Gothic" w:cs="MS Gothic" w:hint="eastAsia"/>
+        </w:rPr>
+        <w:t>│</w:t>
+      </w:r>
+      <w:r>
+        <w:rPr>
+          <w:rFonts w:ascii="Roboto Mono" w:hAnsi="Roboto Mono"/>
+        </w:rPr>
+        <w:t xml:space="preserve">       </w:t>
+      </w:r>
+      <w:r>
+        <w:rPr>
+          <w:rFonts w:ascii="MS Gothic" w:eastAsia="MS Gothic" w:hAnsi="MS Gothic" w:cs="MS Gothic" w:hint="eastAsia"/>
+        </w:rPr>
+        <w:t>│</w:t>
+      </w:r>
+    </w:p>
+    <w:p>
+      <w:pPr>
+        <w:rPr>
+          <w:rFonts w:ascii="Roboto Mono" w:hAnsi="Roboto Mono"/>
+        </w:rPr>
+      </w:pPr>
+      <w:r>
+        <w:rPr>
+          <w:rFonts w:ascii="MS Gothic" w:eastAsia="MS Gothic" w:hAnsi="MS Gothic" w:cs="MS Gothic" w:hint="eastAsia"/>
+        </w:rPr>
+        <w:t>│</w:t>
+      </w:r>
+      <w:r>
+        <w:rPr>
+          <w:rFonts w:ascii="Roboto Mono" w:hAnsi="Roboto Mono"/>
+        </w:rPr>
+        <w:t xml:space="preserve">       </w:t>
       </w:r>
       <w:r>
         <w:rPr>
@@ -495,38 +1241,51 @@
         <w:rPr>
           <w:rFonts w:ascii="Roboto Mono" w:hAnsi="Roboto Mono"/>
         </w:rPr>
-        <w:t xml:space="preserve"> scheduler.py</w:t>
-      </w:r>
-    </w:p>
-    <w:p>
-      <w:pPr>
-        <w:rPr>
-          <w:rFonts w:ascii="Roboto Mono" w:hAnsi="Roboto Mono"/>
-        </w:rPr>
-      </w:pPr>
-      <w:r>
-        <w:rPr>
-          <w:rFonts w:ascii="MS Gothic" w:eastAsia="MS Gothic" w:hAnsi="MS Gothic" w:cs="MS Gothic" w:hint="eastAsia"/>
-        </w:rPr>
-        <w:t>│</w:t>
-      </w:r>
-      <w:r>
-        <w:rPr>
-          <w:rFonts w:ascii="Roboto Mono" w:hAnsi="Roboto Mono"/>
-        </w:rPr>
-        <w:t xml:space="preserve">   </w:t>
-      </w:r>
-      <w:r>
-        <w:rPr>
-          <w:rFonts w:ascii="MS Gothic" w:eastAsia="MS Gothic" w:hAnsi="MS Gothic" w:cs="MS Gothic" w:hint="eastAsia"/>
-        </w:rPr>
-        <w:t>│</w:t>
-      </w:r>
-      <w:r>
-        <w:rPr>
-          <w:rFonts w:ascii="Roboto Mono" w:hAnsi="Roboto Mono"/>
-        </w:rPr>
-        <w:t xml:space="preserve">   </w:t>
+        <w:t xml:space="preserve"> base.py</w:t>
+      </w:r>
+    </w:p>
+    <w:p>
+      <w:pPr>
+        <w:rPr>
+          <w:rFonts w:ascii="Roboto Mono" w:hAnsi="Roboto Mono"/>
+        </w:rPr>
+      </w:pPr>
+      <w:r>
+        <w:rPr>
+          <w:rFonts w:ascii="MS Gothic" w:eastAsia="MS Gothic" w:hAnsi="MS Gothic" w:cs="MS Gothic" w:hint="eastAsia"/>
+        </w:rPr>
+        <w:t>│</w:t>
+      </w:r>
+      <w:r>
+        <w:rPr>
+          <w:rFonts w:ascii="Roboto Mono" w:hAnsi="Roboto Mono"/>
+        </w:rPr>
+        <w:t xml:space="preserve">       </w:t>
+      </w:r>
+      <w:r>
+        <w:rPr>
+          <w:rFonts w:ascii="MS Gothic" w:eastAsia="MS Gothic" w:hAnsi="MS Gothic" w:cs="MS Gothic" w:hint="eastAsia"/>
+        </w:rPr>
+        <w:t>│</w:t>
+      </w:r>
+    </w:p>
+    <w:p>
+      <w:pPr>
+        <w:rPr>
+          <w:rFonts w:ascii="Roboto Mono" w:hAnsi="Roboto Mono"/>
+        </w:rPr>
+      </w:pPr>
+      <w:r>
+        <w:rPr>
+          <w:rFonts w:ascii="MS Gothic" w:eastAsia="MS Gothic" w:hAnsi="MS Gothic" w:cs="MS Gothic" w:hint="eastAsia"/>
+        </w:rPr>
+        <w:t>│</w:t>
+      </w:r>
+      <w:r>
+        <w:rPr>
+          <w:rFonts w:ascii="Roboto Mono" w:hAnsi="Roboto Mono"/>
+        </w:rPr>
+        <w:t xml:space="preserve">       </w:t>
       </w:r>
       <w:r>
         <w:rPr>
@@ -538,51 +1297,26 @@
         <w:rPr>
           <w:rFonts w:ascii="Roboto Mono" w:hAnsi="Roboto Mono"/>
         </w:rPr>
-        <w:t xml:space="preserve"> notification_engine.py</w:t>
-      </w:r>
-    </w:p>
-    <w:p>
-      <w:pPr>
-        <w:rPr>
-          <w:rFonts w:ascii="Roboto Mono" w:hAnsi="Roboto Mono"/>
-        </w:rPr>
-      </w:pPr>
-      <w:r>
-        <w:rPr>
-          <w:rFonts w:ascii="MS Gothic" w:eastAsia="MS Gothic" w:hAnsi="MS Gothic" w:cs="MS Gothic" w:hint="eastAsia"/>
-        </w:rPr>
-        <w:t>│</w:t>
-      </w:r>
-      <w:r>
-        <w:rPr>
-          <w:rFonts w:ascii="Roboto Mono" w:hAnsi="Roboto Mono"/>
-        </w:rPr>
-        <w:t xml:space="preserve">   </w:t>
-      </w:r>
-      <w:r>
-        <w:rPr>
-          <w:rFonts w:ascii="MS Gothic" w:eastAsia="MS Gothic" w:hAnsi="MS Gothic" w:cs="MS Gothic" w:hint="eastAsia"/>
-        </w:rPr>
-        <w:t>│</w:t>
-      </w:r>
-    </w:p>
-    <w:p>
-      <w:pPr>
-        <w:rPr>
-          <w:rFonts w:ascii="Roboto Mono" w:hAnsi="Roboto Mono"/>
-        </w:rPr>
-      </w:pPr>
-      <w:r>
-        <w:rPr>
-          <w:rFonts w:ascii="MS Gothic" w:eastAsia="MS Gothic" w:hAnsi="MS Gothic" w:cs="MS Gothic" w:hint="eastAsia"/>
-        </w:rPr>
-        <w:t>│</w:t>
-      </w:r>
-      <w:r>
-        <w:rPr>
-          <w:rFonts w:ascii="Roboto Mono" w:hAnsi="Roboto Mono"/>
-        </w:rPr>
-        <w:t xml:space="preserve">   </w:t>
+        <w:t xml:space="preserve"> date_time/</w:t>
+      </w:r>
+    </w:p>
+    <w:p>
+      <w:pPr>
+        <w:rPr>
+          <w:rFonts w:ascii="Roboto Mono" w:hAnsi="Roboto Mono"/>
+        </w:rPr>
+      </w:pPr>
+      <w:r>
+        <w:rPr>
+          <w:rFonts w:ascii="MS Gothic" w:eastAsia="MS Gothic" w:hAnsi="MS Gothic" w:cs="MS Gothic" w:hint="eastAsia"/>
+        </w:rPr>
+        <w:t>│</w:t>
+      </w:r>
+      <w:r>
+        <w:rPr>
+          <w:rFonts w:ascii="Roboto Mono" w:hAnsi="Roboto Mono"/>
+        </w:rPr>
+        <w:t xml:space="preserve">           </w:t>
       </w:r>
       <w:r>
         <w:rPr>
@@ -594,52 +1328,26 @@
         <w:rPr>
           <w:rFonts w:ascii="Roboto Mono" w:hAnsi="Roboto Mono"/>
         </w:rPr>
-        <w:t xml:space="preserve"> </w:t>
-      </w:r>
-      <w:proofErr w:type="spellStart"/>
-      <w:r>
-        <w:rPr>
-          <w:rFonts w:ascii="Roboto Mono" w:hAnsi="Roboto Mono"/>
-        </w:rPr>
-        <w:t>gui</w:t>
-      </w:r>
-      <w:proofErr w:type="spellEnd"/>
-      <w:r>
-        <w:rPr>
-          <w:rFonts w:ascii="Roboto Mono" w:hAnsi="Roboto Mono"/>
-        </w:rPr>
-        <w:t>/</w:t>
-      </w:r>
-    </w:p>
-    <w:p>
-      <w:pPr>
-        <w:rPr>
-          <w:rFonts w:ascii="Roboto Mono" w:hAnsi="Roboto Mono"/>
-        </w:rPr>
-      </w:pPr>
-      <w:r>
-        <w:rPr>
-          <w:rFonts w:ascii="MS Gothic" w:eastAsia="MS Gothic" w:hAnsi="MS Gothic" w:cs="MS Gothic" w:hint="eastAsia"/>
-        </w:rPr>
-        <w:t>│</w:t>
-      </w:r>
-      <w:r>
-        <w:rPr>
-          <w:rFonts w:ascii="Roboto Mono" w:hAnsi="Roboto Mono"/>
-        </w:rPr>
-        <w:t xml:space="preserve">   </w:t>
-      </w:r>
-      <w:r>
-        <w:rPr>
-          <w:rFonts w:ascii="MS Gothic" w:eastAsia="MS Gothic" w:hAnsi="MS Gothic" w:cs="MS Gothic" w:hint="eastAsia"/>
-        </w:rPr>
-        <w:t>│</w:t>
-      </w:r>
-      <w:r>
-        <w:rPr>
-          <w:rFonts w:ascii="Roboto Mono" w:hAnsi="Roboto Mono"/>
-        </w:rPr>
-        <w:t xml:space="preserve">   </w:t>
+        <w:t xml:space="preserve"> __init__.py</w:t>
+      </w:r>
+    </w:p>
+    <w:p>
+      <w:pPr>
+        <w:rPr>
+          <w:rFonts w:ascii="Roboto Mono" w:hAnsi="Roboto Mono"/>
+        </w:rPr>
+      </w:pPr>
+      <w:r>
+        <w:rPr>
+          <w:rFonts w:ascii="MS Gothic" w:eastAsia="MS Gothic" w:hAnsi="MS Gothic" w:cs="MS Gothic" w:hint="eastAsia"/>
+        </w:rPr>
+        <w:t>│</w:t>
+      </w:r>
+      <w:r>
+        <w:rPr>
+          <w:rFonts w:ascii="Roboto Mono" w:hAnsi="Roboto Mono"/>
+        </w:rPr>
+        <w:t xml:space="preserve">           </w:t>
       </w:r>
       <w:r>
         <w:rPr>
@@ -651,124 +1359,27 @@
         <w:rPr>
           <w:rFonts w:ascii="Roboto Mono" w:hAnsi="Roboto Mono"/>
         </w:rPr>
-        <w:t xml:space="preserve"> __init__.py</w:t>
-      </w:r>
-    </w:p>
-    <w:p>
-      <w:pPr>
-        <w:rPr>
-          <w:rFonts w:ascii="Roboto Mono" w:hAnsi="Roboto Mono"/>
-        </w:rPr>
-      </w:pPr>
-      <w:r>
-        <w:rPr>
-          <w:rFonts w:ascii="MS Gothic" w:eastAsia="MS Gothic" w:hAnsi="MS Gothic" w:cs="MS Gothic" w:hint="eastAsia"/>
-        </w:rPr>
-        <w:t>│</w:t>
-      </w:r>
-      <w:r>
-        <w:rPr>
-          <w:rFonts w:ascii="Roboto Mono" w:hAnsi="Roboto Mono"/>
-        </w:rPr>
-        <w:t xml:space="preserve">   </w:t>
-      </w:r>
-      <w:r>
-        <w:rPr>
-          <w:rFonts w:ascii="MS Gothic" w:eastAsia="MS Gothic" w:hAnsi="MS Gothic" w:cs="MS Gothic" w:hint="eastAsia"/>
-        </w:rPr>
-        <w:t>│</w:t>
-      </w:r>
-      <w:r>
-        <w:rPr>
-          <w:rFonts w:ascii="Roboto Mono" w:hAnsi="Roboto Mono"/>
-        </w:rPr>
-        <w:t xml:space="preserve">   </w:t>
-      </w:r>
-      <w:r>
-        <w:rPr>
-          <w:rFonts w:ascii="MS Gothic" w:eastAsia="MS Gothic" w:hAnsi="MS Gothic" w:cs="MS Gothic" w:hint="eastAsia"/>
-        </w:rPr>
-        <w:t>├──</w:t>
-      </w:r>
-      <w:r>
-        <w:rPr>
-          <w:rFonts w:ascii="Roboto Mono" w:hAnsi="Roboto Mono"/>
-        </w:rPr>
-        <w:t xml:space="preserve"> main_window.py</w:t>
-      </w:r>
-    </w:p>
-    <w:p>
-      <w:pPr>
-        <w:rPr>
-          <w:rFonts w:ascii="Roboto Mono" w:hAnsi="Roboto Mono"/>
-        </w:rPr>
-      </w:pPr>
-      <w:r>
-        <w:rPr>
-          <w:rFonts w:ascii="MS Gothic" w:eastAsia="MS Gothic" w:hAnsi="MS Gothic" w:cs="MS Gothic" w:hint="eastAsia"/>
-        </w:rPr>
-        <w:t>│</w:t>
-      </w:r>
-      <w:r>
-        <w:rPr>
-          <w:rFonts w:ascii="Roboto Mono" w:hAnsi="Roboto Mono"/>
-        </w:rPr>
-        <w:t xml:space="preserve">   </w:t>
-      </w:r>
-      <w:r>
-        <w:rPr>
-          <w:rFonts w:ascii="MS Gothic" w:eastAsia="MS Gothic" w:hAnsi="MS Gothic" w:cs="MS Gothic" w:hint="eastAsia"/>
-        </w:rPr>
-        <w:t>│</w:t>
-      </w:r>
-      <w:r>
-        <w:rPr>
-          <w:rFonts w:ascii="Roboto Mono" w:hAnsi="Roboto Mono"/>
-        </w:rPr>
-        <w:t xml:space="preserve">   </w:t>
-      </w:r>
-      <w:r>
-        <w:rPr>
-          <w:rFonts w:ascii="MS Gothic" w:eastAsia="MS Gothic" w:hAnsi="MS Gothic" w:cs="MS Gothic" w:hint="eastAsia"/>
-        </w:rPr>
-        <w:t>├──</w:t>
-      </w:r>
-      <w:r>
-        <w:rPr>
-          <w:rFonts w:ascii="Roboto Mono" w:hAnsi="Roboto Mono"/>
-        </w:rPr>
-        <w:t xml:space="preserve"> notification_dialog.py</w:t>
-      </w:r>
-    </w:p>
-    <w:p>
-      <w:pPr>
-        <w:rPr>
-          <w:rFonts w:ascii="Roboto Mono" w:hAnsi="Roboto Mono"/>
-        </w:rPr>
-      </w:pPr>
-      <w:r>
-        <w:rPr>
-          <w:rFonts w:ascii="MS Gothic" w:eastAsia="MS Gothic" w:hAnsi="MS Gothic" w:cs="MS Gothic" w:hint="eastAsia"/>
-        </w:rPr>
-        <w:t>│</w:t>
-      </w:r>
-      <w:r>
-        <w:rPr>
-          <w:rFonts w:ascii="Roboto Mono" w:hAnsi="Roboto Mono"/>
-        </w:rPr>
-        <w:t xml:space="preserve">   </w:t>
-      </w:r>
-      <w:r>
-        <w:rPr>
-          <w:rFonts w:ascii="MS Gothic" w:eastAsia="MS Gothic" w:hAnsi="MS Gothic" w:cs="MS Gothic" w:hint="eastAsia"/>
-        </w:rPr>
-        <w:t>│</w:t>
-      </w:r>
-      <w:r>
-        <w:rPr>
-          <w:rFonts w:ascii="Roboto Mono" w:hAnsi="Roboto Mono"/>
-        </w:rPr>
-        <w:t xml:space="preserve">   </w:t>
+        <w:t xml:space="preserve"> handler.py</w:t>
+      </w:r>
+    </w:p>
+    <w:p>
+      <w:pPr>
+        <w:rPr>
+          <w:rFonts w:ascii="Roboto Mono" w:hAnsi="Roboto Mono"/>
+        </w:rPr>
+      </w:pPr>
+      <w:r>
+        <w:rPr>
+          <w:rFonts w:ascii="MS Gothic" w:eastAsia="MS Gothic" w:hAnsi="MS Gothic" w:cs="MS Gothic" w:hint="eastAsia"/>
+        </w:rPr>
+        <w:lastRenderedPageBreak/>
+        <w:t>│</w:t>
+      </w:r>
+      <w:r>
+        <w:rPr>
+          <w:rFonts w:ascii="Roboto Mono" w:hAnsi="Roboto Mono"/>
+        </w:rPr>
+        <w:t xml:space="preserve">           </w:t>
       </w:r>
       <w:r>
         <w:rPr>
@@ -780,52 +1391,28 @@
         <w:rPr>
           <w:rFonts w:ascii="Roboto Mono" w:hAnsi="Roboto Mono"/>
         </w:rPr>
-        <w:t xml:space="preserve"> tray.py</w:t>
-      </w:r>
-    </w:p>
-    <w:p>
-      <w:pPr>
-        <w:rPr>
-          <w:rFonts w:ascii="Roboto Mono" w:hAnsi="Roboto Mono"/>
-        </w:rPr>
-      </w:pPr>
-      <w:r>
-        <w:rPr>
-          <w:rFonts w:ascii="MS Gothic" w:eastAsia="MS Gothic" w:hAnsi="MS Gothic" w:cs="MS Gothic" w:hint="eastAsia"/>
-        </w:rPr>
-        <w:t>│</w:t>
-      </w:r>
-      <w:r>
-        <w:rPr>
-          <w:rFonts w:ascii="Roboto Mono" w:hAnsi="Roboto Mono"/>
-        </w:rPr>
-        <w:t xml:space="preserve">   </w:t>
-      </w:r>
-      <w:r>
-        <w:rPr>
-          <w:rFonts w:ascii="MS Gothic" w:eastAsia="MS Gothic" w:hAnsi="MS Gothic" w:cs="MS Gothic" w:hint="eastAsia"/>
-        </w:rPr>
-        <w:t>│</w:t>
-      </w:r>
-    </w:p>
-    <w:p>
-      <w:pPr>
-        <w:rPr>
-          <w:rFonts w:ascii="Roboto Mono" w:hAnsi="Roboto Mono"/>
-        </w:rPr>
-      </w:pPr>
-      <w:r>
-        <w:rPr>
-          <w:rFonts w:ascii="MS Gothic" w:eastAsia="MS Gothic" w:hAnsi="MS Gothic" w:cs="MS Gothic" w:hint="eastAsia"/>
-        </w:rPr>
-        <w:t>│</w:t>
-      </w:r>
-      <w:r>
-        <w:rPr>
-          <w:rFonts w:ascii="Roboto Mono" w:hAnsi="Roboto Mono"/>
-        </w:rPr>
-        <w:t xml:space="preserve">   </w:t>
-      </w:r>
+        <w:t xml:space="preserve"> editor.py</w:t>
+      </w:r>
+    </w:p>
+    <w:p>
+      <w:pPr>
+        <w:rPr>
+          <w:rFonts w:ascii="Roboto Mono" w:hAnsi="Roboto Mono"/>
+        </w:rPr>
+      </w:pPr>
+      <w:r>
+        <w:rPr>
+          <w:rFonts w:ascii="MS Gothic" w:eastAsia="MS Gothic" w:hAnsi="MS Gothic" w:cs="MS Gothic" w:hint="eastAsia"/>
+        </w:rPr>
+        <w:t>│</w:t>
+      </w:r>
+    </w:p>
+    <w:p>
+      <w:pPr>
+        <w:rPr>
+          <w:rFonts w:ascii="Roboto Mono" w:hAnsi="Roboto Mono"/>
+        </w:rPr>
+      </w:pPr>
       <w:r>
         <w:rPr>
           <w:rFonts w:ascii="MS Gothic" w:eastAsia="MS Gothic" w:hAnsi="MS Gothic" w:cs="MS Gothic" w:hint="eastAsia"/>
@@ -836,152 +1423,20 @@
         <w:rPr>
           <w:rFonts w:ascii="Roboto Mono" w:hAnsi="Roboto Mono"/>
         </w:rPr>
-        <w:t xml:space="preserve"> </w:t>
-      </w:r>
-      <w:proofErr w:type="spellStart"/>
-      <w:r>
-        <w:rPr>
-          <w:rFonts w:ascii="Roboto Mono" w:hAnsi="Roboto Mono"/>
-        </w:rPr>
-        <w:t>notification_types</w:t>
-      </w:r>
-      <w:proofErr w:type="spellEnd"/>
-      <w:r>
-        <w:rPr>
-          <w:rFonts w:ascii="Roboto Mono" w:hAnsi="Roboto Mono"/>
-        </w:rPr>
-        <w:t>/</w:t>
-      </w:r>
-    </w:p>
-    <w:p>
-      <w:pPr>
-        <w:rPr>
-          <w:rFonts w:ascii="Roboto Mono" w:hAnsi="Roboto Mono"/>
-        </w:rPr>
-      </w:pPr>
-      <w:r>
-        <w:rPr>
-          <w:rFonts w:ascii="MS Gothic" w:eastAsia="MS Gothic" w:hAnsi="MS Gothic" w:cs="MS Gothic" w:hint="eastAsia"/>
-        </w:rPr>
-        <w:t>│</w:t>
-      </w:r>
-      <w:r>
-        <w:rPr>
-          <w:rFonts w:ascii="Roboto Mono" w:hAnsi="Roboto Mono"/>
-        </w:rPr>
-        <w:t xml:space="preserve">       </w:t>
-      </w:r>
-      <w:r>
-        <w:rPr>
-          <w:rFonts w:ascii="MS Gothic" w:eastAsia="MS Gothic" w:hAnsi="MS Gothic" w:cs="MS Gothic" w:hint="eastAsia"/>
-        </w:rPr>
-        <w:t>├──</w:t>
-      </w:r>
-      <w:r>
-        <w:rPr>
-          <w:rFonts w:ascii="Roboto Mono" w:hAnsi="Roboto Mono"/>
-        </w:rPr>
-        <w:t xml:space="preserve"> __init__.py</w:t>
-      </w:r>
-    </w:p>
-    <w:p>
-      <w:pPr>
-        <w:rPr>
-          <w:rFonts w:ascii="Roboto Mono" w:hAnsi="Roboto Mono"/>
-        </w:rPr>
-      </w:pPr>
-      <w:r>
-        <w:rPr>
-          <w:rFonts w:ascii="MS Gothic" w:eastAsia="MS Gothic" w:hAnsi="MS Gothic" w:cs="MS Gothic" w:hint="eastAsia"/>
-        </w:rPr>
-        <w:t>│</w:t>
-      </w:r>
-      <w:r>
-        <w:rPr>
-          <w:rFonts w:ascii="Roboto Mono" w:hAnsi="Roboto Mono"/>
-        </w:rPr>
-        <w:t xml:space="preserve">       </w:t>
-      </w:r>
-      <w:r>
-        <w:rPr>
-          <w:rFonts w:ascii="MS Gothic" w:eastAsia="MS Gothic" w:hAnsi="MS Gothic" w:cs="MS Gothic" w:hint="eastAsia"/>
-        </w:rPr>
-        <w:t>│</w:t>
-      </w:r>
-    </w:p>
-    <w:p>
-      <w:pPr>
-        <w:rPr>
-          <w:rFonts w:ascii="Roboto Mono" w:hAnsi="Roboto Mono"/>
-        </w:rPr>
-      </w:pPr>
-      <w:r>
-        <w:rPr>
-          <w:rFonts w:ascii="MS Gothic" w:eastAsia="MS Gothic" w:hAnsi="MS Gothic" w:cs="MS Gothic" w:hint="eastAsia"/>
-        </w:rPr>
-        <w:t>│</w:t>
-      </w:r>
-      <w:r>
-        <w:rPr>
-          <w:rFonts w:ascii="Roboto Mono" w:hAnsi="Roboto Mono"/>
-        </w:rPr>
-        <w:t xml:space="preserve">       </w:t>
-      </w:r>
-      <w:r>
-        <w:rPr>
-          <w:rFonts w:ascii="MS Gothic" w:eastAsia="MS Gothic" w:hAnsi="MS Gothic" w:cs="MS Gothic" w:hint="eastAsia"/>
-        </w:rPr>
-        <w:t>├──</w:t>
-      </w:r>
-      <w:r>
-        <w:rPr>
-          <w:rFonts w:ascii="Roboto Mono" w:hAnsi="Roboto Mono"/>
-        </w:rPr>
-        <w:t xml:space="preserve"> base.py</w:t>
-      </w:r>
-    </w:p>
-    <w:p>
-      <w:pPr>
-        <w:rPr>
-          <w:rFonts w:ascii="Roboto Mono" w:hAnsi="Roboto Mono"/>
-        </w:rPr>
-      </w:pPr>
-      <w:r>
-        <w:rPr>
-          <w:rFonts w:ascii="MS Gothic" w:eastAsia="MS Gothic" w:hAnsi="MS Gothic" w:cs="MS Gothic" w:hint="eastAsia"/>
-        </w:rPr>
-        <w:t>│</w:t>
-      </w:r>
-      <w:r>
-        <w:rPr>
-          <w:rFonts w:ascii="Roboto Mono" w:hAnsi="Roboto Mono"/>
-        </w:rPr>
-        <w:t xml:space="preserve">       </w:t>
-      </w:r>
-      <w:r>
-        <w:rPr>
-          <w:rFonts w:ascii="MS Gothic" w:eastAsia="MS Gothic" w:hAnsi="MS Gothic" w:cs="MS Gothic" w:hint="eastAsia"/>
-        </w:rPr>
-        <w:t>│</w:t>
-      </w:r>
-    </w:p>
-    <w:p>
-      <w:pPr>
-        <w:rPr>
-          <w:rFonts w:ascii="Roboto Mono" w:hAnsi="Roboto Mono"/>
-        </w:rPr>
-      </w:pPr>
-      <w:r>
-        <w:rPr>
-          <w:rFonts w:ascii="MS Gothic" w:eastAsia="MS Gothic" w:hAnsi="MS Gothic" w:cs="MS Gothic" w:hint="eastAsia"/>
-        </w:rPr>
-        <w:t>│</w:t>
-      </w:r>
-      <w:r>
-        <w:rPr>
-          <w:rFonts w:ascii="Roboto Mono" w:hAnsi="Roboto Mono"/>
-        </w:rPr>
-        <w:t xml:space="preserve">       </w:t>
+        <w:t xml:space="preserve"> data/</w:t>
+      </w:r>
+    </w:p>
+    <w:p>
+      <w:pPr>
+        <w:rPr>
+          <w:rFonts w:ascii="Roboto Mono" w:hAnsi="Roboto Mono"/>
+        </w:rPr>
+      </w:pPr>
+      <w:r>
+        <w:rPr>
+          <w:rFonts w:ascii="Roboto Mono" w:hAnsi="Roboto Mono"/>
+        </w:rPr>
+        <w:t xml:space="preserve">    </w:t>
       </w:r>
       <w:r>
         <w:rPr>
@@ -993,183 +1448,8 @@
         <w:rPr>
           <w:rFonts w:ascii="Roboto Mono" w:hAnsi="Roboto Mono"/>
         </w:rPr>
-        <w:t xml:space="preserve"> </w:t>
-      </w:r>
-      <w:proofErr w:type="spellStart"/>
-      <w:r>
-        <w:rPr>
-          <w:rFonts w:ascii="Roboto Mono" w:hAnsi="Roboto Mono"/>
-        </w:rPr>
-        <w:t>date_time</w:t>
-      </w:r>
-      <w:proofErr w:type="spellEnd"/>
-      <w:r>
-        <w:rPr>
-          <w:rFonts w:ascii="Roboto Mono" w:hAnsi="Roboto Mono"/>
-        </w:rPr>
-        <w:t>/</w:t>
-      </w:r>
-    </w:p>
-    <w:p>
-      <w:pPr>
-        <w:rPr>
-          <w:rFonts w:ascii="Roboto Mono" w:hAnsi="Roboto Mono"/>
-        </w:rPr>
-      </w:pPr>
-      <w:r>
-        <w:rPr>
-          <w:rFonts w:ascii="MS Gothic" w:eastAsia="MS Gothic" w:hAnsi="MS Gothic" w:cs="MS Gothic" w:hint="eastAsia"/>
-        </w:rPr>
-        <w:lastRenderedPageBreak/>
-        <w:t>│</w:t>
-      </w:r>
-      <w:r>
-        <w:rPr>
-          <w:rFonts w:ascii="Roboto Mono" w:hAnsi="Roboto Mono"/>
-        </w:rPr>
-        <w:t xml:space="preserve">           </w:t>
-      </w:r>
-      <w:r>
-        <w:rPr>
-          <w:rFonts w:ascii="MS Gothic" w:eastAsia="MS Gothic" w:hAnsi="MS Gothic" w:cs="MS Gothic" w:hint="eastAsia"/>
-        </w:rPr>
-        <w:t>├──</w:t>
-      </w:r>
-      <w:r>
-        <w:rPr>
-          <w:rFonts w:ascii="Roboto Mono" w:hAnsi="Roboto Mono"/>
-        </w:rPr>
-        <w:t xml:space="preserve"> __init__.py</w:t>
-      </w:r>
-    </w:p>
-    <w:p>
-      <w:pPr>
-        <w:rPr>
-          <w:rFonts w:ascii="Roboto Mono" w:hAnsi="Roboto Mono"/>
-        </w:rPr>
-      </w:pPr>
-      <w:r>
-        <w:rPr>
-          <w:rFonts w:ascii="MS Gothic" w:eastAsia="MS Gothic" w:hAnsi="MS Gothic" w:cs="MS Gothic" w:hint="eastAsia"/>
-        </w:rPr>
-        <w:t>│</w:t>
-      </w:r>
-      <w:r>
-        <w:rPr>
-          <w:rFonts w:ascii="Roboto Mono" w:hAnsi="Roboto Mono"/>
-        </w:rPr>
-        <w:t xml:space="preserve">           </w:t>
-      </w:r>
-      <w:r>
-        <w:rPr>
-          <w:rFonts w:ascii="MS Gothic" w:eastAsia="MS Gothic" w:hAnsi="MS Gothic" w:cs="MS Gothic" w:hint="eastAsia"/>
-        </w:rPr>
-        <w:t>├──</w:t>
-      </w:r>
-      <w:r>
-        <w:rPr>
-          <w:rFonts w:ascii="Roboto Mono" w:hAnsi="Roboto Mono"/>
-        </w:rPr>
-        <w:t xml:space="preserve"> handler.py</w:t>
-      </w:r>
-    </w:p>
-    <w:p>
-      <w:pPr>
-        <w:rPr>
-          <w:rFonts w:ascii="Roboto Mono" w:hAnsi="Roboto Mono"/>
-        </w:rPr>
-      </w:pPr>
-      <w:r>
-        <w:rPr>
-          <w:rFonts w:ascii="MS Gothic" w:eastAsia="MS Gothic" w:hAnsi="MS Gothic" w:cs="MS Gothic" w:hint="eastAsia"/>
-        </w:rPr>
-        <w:t>│</w:t>
-      </w:r>
-      <w:r>
-        <w:rPr>
-          <w:rFonts w:ascii="Roboto Mono" w:hAnsi="Roboto Mono"/>
-        </w:rPr>
-        <w:t xml:space="preserve">           </w:t>
-      </w:r>
-      <w:r>
-        <w:rPr>
-          <w:rFonts w:ascii="MS Gothic" w:eastAsia="MS Gothic" w:hAnsi="MS Gothic" w:cs="MS Gothic" w:hint="eastAsia"/>
-        </w:rPr>
-        <w:t>└──</w:t>
-      </w:r>
-      <w:r>
-        <w:rPr>
-          <w:rFonts w:ascii="Roboto Mono" w:hAnsi="Roboto Mono"/>
-        </w:rPr>
-        <w:t xml:space="preserve"> editor.py</w:t>
-      </w:r>
-    </w:p>
-    <w:p>
-      <w:pPr>
-        <w:rPr>
-          <w:rFonts w:ascii="Roboto Mono" w:hAnsi="Roboto Mono"/>
-        </w:rPr>
-      </w:pPr>
-      <w:r>
-        <w:rPr>
-          <w:rFonts w:ascii="MS Gothic" w:eastAsia="MS Gothic" w:hAnsi="MS Gothic" w:cs="MS Gothic" w:hint="eastAsia"/>
-        </w:rPr>
-        <w:t>│</w:t>
-      </w:r>
-    </w:p>
-    <w:p>
-      <w:pPr>
-        <w:rPr>
-          <w:rFonts w:ascii="Roboto Mono" w:hAnsi="Roboto Mono"/>
-        </w:rPr>
-      </w:pPr>
-      <w:r>
-        <w:rPr>
-          <w:rFonts w:ascii="MS Gothic" w:eastAsia="MS Gothic" w:hAnsi="MS Gothic" w:cs="MS Gothic" w:hint="eastAsia"/>
-        </w:rPr>
-        <w:t>└──</w:t>
-      </w:r>
-      <w:r>
-        <w:rPr>
-          <w:rFonts w:ascii="Roboto Mono" w:hAnsi="Roboto Mono"/>
-        </w:rPr>
-        <w:t xml:space="preserve"> data/</w:t>
-      </w:r>
-    </w:p>
-    <w:p>
-      <w:pPr>
-        <w:rPr>
-          <w:rFonts w:ascii="Roboto Mono" w:hAnsi="Roboto Mono"/>
-        </w:rPr>
-      </w:pPr>
-      <w:r>
-        <w:rPr>
-          <w:rFonts w:ascii="Roboto Mono" w:hAnsi="Roboto Mono"/>
-        </w:rPr>
-        <w:t xml:space="preserve">    </w:t>
-      </w:r>
-      <w:r>
-        <w:rPr>
-          <w:rFonts w:ascii="MS Gothic" w:eastAsia="MS Gothic" w:hAnsi="MS Gothic" w:cs="MS Gothic" w:hint="eastAsia"/>
-        </w:rPr>
-        <w:t>└──</w:t>
-      </w:r>
-      <w:r>
-        <w:rPr>
-          <w:rFonts w:ascii="Roboto Mono" w:hAnsi="Roboto Mono"/>
-        </w:rPr>
-        <w:t xml:space="preserve"> </w:t>
-      </w:r>
-      <w:proofErr w:type="spellStart"/>
-      <w:proofErr w:type="gramStart"/>
-      <w:r>
-        <w:rPr>
-          <w:rFonts w:ascii="Roboto Mono" w:hAnsi="Roboto Mono"/>
-        </w:rPr>
-        <w:t>notifications.json</w:t>
-      </w:r>
-      <w:proofErr w:type="spellEnd"/>
-      <w:proofErr w:type="gramEnd"/>
+        <w:t xml:space="preserve"> notifications.json</w:t>
+      </w:r>
     </w:p>
     <w:sectPr>
       <w:pgSz w:w="12240" w:h="15840"/>
@@ -1581,6 +1861,7 @@
   <w:style w:type="paragraph" w:default="1" w:styleId="Normal">
     <w:name w:val="Normal"/>
     <w:qFormat/>
+    <w:rsid w:val="007A117B"/>
   </w:style>
   <w:style w:type="paragraph" w:styleId="Heading1">
     <w:name w:val="heading 1"/>
@@ -1609,7 +1890,6 @@
     <w:next w:val="Normal"/>
     <w:link w:val="Heading2Char"/>
     <w:uiPriority w:val="9"/>
-    <w:semiHidden/>
     <w:unhideWhenUsed/>
     <w:qFormat/>
     <w:rsid w:val="00C31153"/>
@@ -1784,6 +2064,7 @@
   <w:style w:type="character" w:default="1" w:styleId="DefaultParagraphFont">
     <w:name w:val="Default Paragraph Font"/>
     <w:uiPriority w:val="1"/>
+    <w:semiHidden/>
     <w:unhideWhenUsed/>
   </w:style>
   <w:style w:type="table" w:default="1" w:styleId="TableNormal">
@@ -1825,7 +2106,6 @@
     <w:basedOn w:val="DefaultParagraphFont"/>
     <w:link w:val="Heading2"/>
     <w:uiPriority w:val="9"/>
-    <w:semiHidden/>
     <w:rsid w:val="00C31153"/>
     <w:rPr>
       <w:rFonts w:asciiTheme="majorHAnsi" w:eastAsiaTheme="majorEastAsia" w:hAnsiTheme="majorHAnsi" w:cstheme="majorBidi"/>

--- a/6-Automation/Python/17-Notification Manager - Ver 1.0 - id 23/Documentation/Notification Manager.docx
+++ b/6-Automation/Python/17-Notification Manager - Ver 1.0 - id 23/Documentation/Notification Manager.docx
@@ -31,10 +31,7 @@
         <w:t>Notification Manager</w:t>
       </w:r>
       <w:r>
-        <w:t xml:space="preserve"> </w:t>
-      </w:r>
-      <w:r>
-        <w:t>- Ai Question  - 1</w:t>
+        <w:t xml:space="preserve"> - Ai Question  - 1</w:t>
       </w:r>
     </w:p>
     <w:p>
@@ -46,17 +43,397 @@
           <w:sz w:val="18"/>
           <w:highlight w:val="lightGray"/>
         </w:rPr>
-        <w:t># Source: AI Source: Provided by: [Data Path</w:t>
-      </w:r>
-      <w:r>
-        <w:rPr>
-          <w:rFonts w:ascii="Arial" w:eastAsia="Arial" w:hAnsi="Arial" w:cs="Arial"/>
+        <w:t># Source: Person Source: Provided by: [</w:t>
+      </w:r>
+      <w:r>
+        <w:rPr>
+          <w:rFonts w:ascii="Arial" w:eastAsia="Arial" w:hAnsi="Arial" w:cs="Calibri"/>
+          <w:b/>
           <w:color w:val="000000"/>
           <w:sz w:val="18"/>
           <w:highlight w:val="lightGray"/>
         </w:rPr>
-        <w:t xml:space="preserve">: Persons Table -&gt; ID Column: 1, Name_En Column: Motasem Essam] -&gt; </w:t>
-      </w:r>
+        <w:t>Data Path</w:t>
+      </w:r>
+      <w:r>
+        <w:rPr>
+          <w:rFonts w:ascii="Arial" w:eastAsia="Arial" w:hAnsi="Arial" w:cs="Calibri"/>
+          <w:color w:val="000000"/>
+          <w:sz w:val="18"/>
+          <w:highlight w:val="lightGray"/>
+        </w:rPr>
+        <w:t>: Persons Table</w:t>
+      </w:r>
+      <w:r>
+        <w:rPr>
+          <w:rFonts w:ascii="Arial" w:eastAsia="Arial" w:hAnsi="Arial"/>
+          <w:sz w:val="18"/>
+          <w:highlight w:val="lightGray"/>
+        </w:rPr>
+        <w:t xml:space="preserve"> -&gt; ID Column: 1, </w:t>
+      </w:r>
+      <w:proofErr w:type="spellStart"/>
+      <w:r>
+        <w:rPr>
+          <w:rFonts w:ascii="Arial" w:eastAsia="Arial" w:hAnsi="Arial"/>
+          <w:sz w:val="18"/>
+          <w:highlight w:val="lightGray"/>
+        </w:rPr>
+        <w:t>Name_En</w:t>
+      </w:r>
+      <w:proofErr w:type="spellEnd"/>
+      <w:r>
+        <w:rPr>
+          <w:rFonts w:ascii="Arial" w:eastAsia="Arial" w:hAnsi="Arial"/>
+          <w:sz w:val="18"/>
+          <w:highlight w:val="lightGray"/>
+        </w:rPr>
+        <w:t xml:space="preserve"> Column: Motasem Essam] </w:t>
+      </w:r>
+      <w:r>
+        <w:rPr>
+          <w:rFonts w:ascii="Arial" w:eastAsia="Arial" w:hAnsi="Arial"/>
+          <w:b/>
+          <w:bCs/>
+          <w:sz w:val="18"/>
+          <w:szCs w:val="18"/>
+          <w:highlight w:val="lightGray"/>
+        </w:rPr>
+        <w:t>Written by: [Data Path:</w:t>
+      </w:r>
+      <w:r>
+        <w:rPr>
+          <w:rFonts w:ascii="Arial" w:eastAsia="Arial" w:hAnsi="Arial"/>
+          <w:sz w:val="18"/>
+          <w:szCs w:val="18"/>
+          <w:highlight w:val="lightGray"/>
+        </w:rPr>
+        <w:t xml:space="preserve"> Persons Table -&gt; ID Column: </w:t>
+      </w:r>
+      <w:r>
+        <w:rPr>
+          <w:rFonts w:ascii="Arial" w:eastAsia="Arial" w:hAnsi="Arial"/>
+          <w:sz w:val="18"/>
+          <w:szCs w:val="18"/>
+          <w:highlight w:val="lightGray"/>
+        </w:rPr>
+        <w:t>1</w:t>
+      </w:r>
+      <w:r>
+        <w:rPr>
+          <w:rFonts w:ascii="Arial" w:eastAsia="Arial" w:hAnsi="Arial"/>
+          <w:sz w:val="18"/>
+          <w:szCs w:val="18"/>
+          <w:highlight w:val="lightGray"/>
+        </w:rPr>
+        <w:t xml:space="preserve">, </w:t>
+      </w:r>
+      <w:proofErr w:type="spellStart"/>
+      <w:r>
+        <w:rPr>
+          <w:rFonts w:ascii="Arial" w:eastAsia="Arial" w:hAnsi="Arial"/>
+          <w:sz w:val="18"/>
+          <w:szCs w:val="18"/>
+          <w:highlight w:val="lightGray"/>
+        </w:rPr>
+        <w:t>Name_En</w:t>
+      </w:r>
+      <w:proofErr w:type="spellEnd"/>
+      <w:r>
+        <w:rPr>
+          <w:rFonts w:ascii="Arial" w:eastAsia="Arial" w:hAnsi="Arial"/>
+          <w:sz w:val="18"/>
+          <w:szCs w:val="18"/>
+          <w:highlight w:val="lightGray"/>
+        </w:rPr>
+        <w:t xml:space="preserve"> Column: </w:t>
+      </w:r>
+      <w:r>
+        <w:rPr>
+          <w:rFonts w:ascii="Arial" w:eastAsia="Arial" w:hAnsi="Arial"/>
+          <w:sz w:val="18"/>
+          <w:highlight w:val="lightGray"/>
+        </w:rPr>
+        <w:t>Motasem Essam</w:t>
+      </w:r>
+      <w:r>
+        <w:rPr>
+          <w:rFonts w:ascii="Arial" w:eastAsia="Arial" w:hAnsi="Arial"/>
+          <w:sz w:val="18"/>
+          <w:szCs w:val="18"/>
+          <w:highlight w:val="lightGray"/>
+        </w:rPr>
+        <w:t>]</w:t>
+      </w:r>
+      <w:r>
+        <w:rPr>
+          <w:rFonts w:ascii="Arial" w:eastAsia="Arial" w:hAnsi="Arial"/>
+          <w:sz w:val="18"/>
+          <w:szCs w:val="18"/>
+          <w:highlight w:val="lightGray"/>
+        </w:rPr>
+        <w:t xml:space="preserve"> </w:t>
+      </w:r>
+      <w:r>
+        <w:rPr>
+          <w:rFonts w:ascii="Arial" w:eastAsia="Arial" w:hAnsi="Arial"/>
+          <w:b/>
+          <w:sz w:val="18"/>
+          <w:highlight w:val="lightGray"/>
+        </w:rPr>
+        <w:t xml:space="preserve">on </w:t>
+      </w:r>
+      <w:r>
+        <w:rPr>
+          <w:rFonts w:ascii="Arial" w:eastAsia="Arial" w:hAnsi="Arial"/>
+          <w:sz w:val="18"/>
+          <w:highlight w:val="lightGray"/>
+        </w:rPr>
+        <w:t>[</w:t>
+      </w:r>
+      <w:r>
+        <w:rPr>
+          <w:rFonts w:ascii="Arial" w:eastAsia="Arial" w:hAnsi="Arial"/>
+          <w:sz w:val="18"/>
+          <w:highlight w:val="lightGray"/>
+        </w:rPr>
+        <w:t>6/1</w:t>
+      </w:r>
+      <w:r>
+        <w:rPr>
+          <w:rFonts w:ascii="Arial" w:eastAsia="Arial" w:hAnsi="Arial"/>
+          <w:sz w:val="18"/>
+          <w:highlight w:val="lightGray"/>
+        </w:rPr>
+        <w:t>8</w:t>
+      </w:r>
+      <w:r>
+        <w:rPr>
+          <w:rFonts w:ascii="Arial" w:eastAsia="Arial" w:hAnsi="Arial"/>
+          <w:sz w:val="18"/>
+          <w:highlight w:val="lightGray"/>
+        </w:rPr>
+        <w:t>/2026</w:t>
+      </w:r>
+      <w:r>
+        <w:rPr>
+          <w:rFonts w:ascii="Arial" w:eastAsia="Arial" w:hAnsi="Arial"/>
+          <w:sz w:val="18"/>
+          <w:highlight w:val="lightGray"/>
+        </w:rPr>
+        <w:t>]</w:t>
+      </w:r>
+    </w:p>
+    <w:p>
+      <w:pPr>
+        <w:rPr>
+          <w:rFonts w:ascii="Roboto Mono" w:hAnsi="Roboto Mono"/>
+        </w:rPr>
+      </w:pPr>
+      <w:r>
+        <w:rPr>
+          <w:rFonts w:ascii="Roboto Mono" w:hAnsi="Roboto Mono"/>
+        </w:rPr>
+        <w:t xml:space="preserve">- Give me project to </w:t>
+      </w:r>
+      <w:r>
+        <w:rPr>
+          <w:rFonts w:ascii="Roboto Mono" w:hAnsi="Roboto Mono"/>
+        </w:rPr>
+        <w:t>notify me</w:t>
+      </w:r>
+    </w:p>
+    <w:p>
+      <w:pPr>
+        <w:rPr>
+          <w:rFonts w:ascii="Roboto Mono" w:hAnsi="Roboto Mono"/>
+        </w:rPr>
+      </w:pPr>
+      <w:r>
+        <w:rPr>
+          <w:rFonts w:ascii="Roboto Mono" w:hAnsi="Roboto Mono"/>
+        </w:rPr>
+        <w:t>- make me can notify different type which each type has title and message</w:t>
+      </w:r>
+      <w:r>
+        <w:rPr>
+          <w:rFonts w:ascii="Roboto Mono" w:hAnsi="Roboto Mono"/>
+        </w:rPr>
+        <w:t xml:space="preserve"> and can add sound for </w:t>
+      </w:r>
+      <w:proofErr w:type="spellStart"/>
+      <w:r>
+        <w:rPr>
+          <w:rFonts w:ascii="Roboto Mono" w:hAnsi="Roboto Mono"/>
+        </w:rPr>
+        <w:t>notifcation</w:t>
+      </w:r>
+      <w:proofErr w:type="spellEnd"/>
+    </w:p>
+    <w:p>
+      <w:pPr>
+        <w:rPr>
+          <w:rFonts w:ascii="Roboto Mono" w:hAnsi="Roboto Mono"/>
+        </w:rPr>
+      </w:pPr>
+      <w:r>
+        <w:rPr>
+          <w:rFonts w:ascii="Roboto Mono" w:hAnsi="Roboto Mono"/>
+        </w:rPr>
+        <w:t>- make me can notify data and time which can repeat</w:t>
+      </w:r>
+    </w:p>
+    <w:p>
+      <w:pPr>
+        <w:rPr>
+          <w:rFonts w:ascii="Roboto Mono" w:hAnsi="Roboto Mono"/>
+        </w:rPr>
+      </w:pPr>
+      <w:r>
+        <w:rPr>
+          <w:rFonts w:ascii="Roboto Mono" w:hAnsi="Roboto Mono"/>
+        </w:rPr>
+        <w:t xml:space="preserve">   * </w:t>
+      </w:r>
+      <w:proofErr w:type="gramStart"/>
+      <w:r>
+        <w:rPr>
+          <w:rFonts w:ascii="Roboto Mono" w:hAnsi="Roboto Mono"/>
+        </w:rPr>
+        <w:t>once</w:t>
+      </w:r>
+      <w:proofErr w:type="gramEnd"/>
+    </w:p>
+    <w:p>
+      <w:pPr>
+        <w:rPr>
+          <w:rFonts w:ascii="Roboto Mono" w:hAnsi="Roboto Mono"/>
+        </w:rPr>
+      </w:pPr>
+      <w:r>
+        <w:rPr>
+          <w:rFonts w:ascii="Roboto Mono" w:hAnsi="Roboto Mono"/>
+        </w:rPr>
+        <w:t xml:space="preserve">   * </w:t>
+      </w:r>
+      <w:proofErr w:type="gramStart"/>
+      <w:r>
+        <w:rPr>
+          <w:rFonts w:ascii="Roboto Mono" w:hAnsi="Roboto Mono"/>
+        </w:rPr>
+        <w:t>every</w:t>
+      </w:r>
+      <w:proofErr w:type="gramEnd"/>
+      <w:r>
+        <w:rPr>
+          <w:rFonts w:ascii="Roboto Mono" w:hAnsi="Roboto Mono"/>
+        </w:rPr>
+        <w:t xml:space="preserve"> interval</w:t>
+      </w:r>
+    </w:p>
+    <w:p>
+      <w:pPr>
+        <w:rPr>
+          <w:rFonts w:ascii="Roboto Mono" w:hAnsi="Roboto Mono"/>
+        </w:rPr>
+      </w:pPr>
+      <w:r>
+        <w:rPr>
+          <w:rFonts w:ascii="Roboto Mono" w:hAnsi="Roboto Mono"/>
+        </w:rPr>
+        <w:t xml:space="preserve">   * </w:t>
+      </w:r>
+      <w:proofErr w:type="gramStart"/>
+      <w:r>
+        <w:rPr>
+          <w:rFonts w:ascii="Roboto Mono" w:hAnsi="Roboto Mono"/>
+        </w:rPr>
+        <w:t>weekly</w:t>
+      </w:r>
+      <w:proofErr w:type="gramEnd"/>
+    </w:p>
+    <w:p>
+      <w:pPr>
+        <w:rPr>
+          <w:rFonts w:ascii="Roboto Mono" w:hAnsi="Roboto Mono"/>
+        </w:rPr>
+      </w:pPr>
+      <w:r>
+        <w:rPr>
+          <w:rFonts w:ascii="Roboto Mono" w:hAnsi="Roboto Mono"/>
+        </w:rPr>
+        <w:t xml:space="preserve">   * </w:t>
+      </w:r>
+      <w:proofErr w:type="spellStart"/>
+      <w:r>
+        <w:rPr>
+          <w:rFonts w:ascii="Roboto Mono" w:hAnsi="Roboto Mono"/>
+        </w:rPr>
+        <w:t>Annualy</w:t>
+      </w:r>
+      <w:proofErr w:type="spellEnd"/>
+    </w:p>
+    <w:p>
+      <w:pPr>
+        <w:rPr>
+          <w:rFonts w:ascii="Roboto Mono" w:hAnsi="Roboto Mono"/>
+        </w:rPr>
+      </w:pPr>
+      <w:r>
+        <w:rPr>
+          <w:rFonts w:ascii="Roboto Mono" w:hAnsi="Roboto Mono"/>
+        </w:rPr>
+        <w:t>-</w:t>
+      </w:r>
+      <w:r>
+        <w:rPr>
+          <w:rFonts w:ascii="Roboto Mono" w:hAnsi="Roboto Mono"/>
+        </w:rPr>
+        <w:t xml:space="preserve"> </w:t>
+      </w:r>
+      <w:r>
+        <w:rPr>
+          <w:rFonts w:ascii="Roboto Mono" w:hAnsi="Roboto Mono"/>
+        </w:rPr>
+        <w:t xml:space="preserve">make me can notify battery level to </w:t>
+      </w:r>
+      <w:proofErr w:type="spellStart"/>
+      <w:r>
+        <w:rPr>
+          <w:rFonts w:ascii="Roboto Mono" w:hAnsi="Roboto Mono"/>
+        </w:rPr>
+        <w:t>reminve</w:t>
+      </w:r>
+      <w:proofErr w:type="spellEnd"/>
+      <w:r>
+        <w:rPr>
+          <w:rFonts w:ascii="Roboto Mono" w:hAnsi="Roboto Mono"/>
+        </w:rPr>
+        <w:t xml:space="preserve"> me to plug in or unplug in certain battery level and can repeat to reminder every interval</w:t>
+      </w:r>
+    </w:p>
+    <w:p>
+      <w:pPr>
+        <w:pStyle w:val="Heading2"/>
+      </w:pPr>
+      <w:r>
+        <w:rPr>
+          <w:rFonts w:hint="cs"/>
+          <w:rtl/>
+        </w:rPr>
+        <w:t>2</w:t>
+      </w:r>
+      <w:r>
+        <w:t>-</w:t>
+      </w:r>
+      <w:r>
+        <w:t xml:space="preserve"> Notification Manager</w:t>
+      </w:r>
+      <w:r>
+        <w:t>- Ai Answer - 1</w:t>
+      </w:r>
+    </w:p>
+    <w:p>
       <w:r>
         <w:rPr>
           <w:rFonts w:ascii="Arial" w:eastAsia="Arial" w:hAnsi="Arial" w:cs="Arial"/>
@@ -65,7 +442,7 @@
           <w:sz w:val="18"/>
           <w:highlight w:val="lightGray"/>
         </w:rPr>
-        <w:t>From:</w:t>
+        <w:t># Source: AI Source: Provided by: [Data Path</w:t>
       </w:r>
       <w:r>
         <w:rPr>
@@ -74,218 +451,9 @@
           <w:sz w:val="18"/>
           <w:highlight w:val="lightGray"/>
         </w:rPr>
-        <w:t xml:space="preserve"> [ChatGPT] </w:t>
-      </w:r>
-      <w:r>
-        <w:rPr>
-          <w:rFonts w:ascii="Arial" w:eastAsia="Arial" w:hAnsi="Arial" w:cs="Arial"/>
-          <w:b/>
-          <w:color w:val="000000"/>
-          <w:sz w:val="18"/>
-          <w:highlight w:val="lightGray"/>
-        </w:rPr>
-        <w:t>on</w:t>
-      </w:r>
-      <w:r>
-        <w:rPr>
-          <w:rFonts w:ascii="Arial" w:eastAsia="Arial" w:hAnsi="Arial"/>
-          <w:sz w:val="18"/>
-          <w:highlight w:val="lightGray"/>
-        </w:rPr>
-        <w:t xml:space="preserve"> [6/1</w:t>
-      </w:r>
-      <w:r>
-        <w:rPr>
-          <w:rFonts w:ascii="Arial" w:eastAsia="Arial" w:hAnsi="Arial"/>
-          <w:sz w:val="18"/>
-          <w:highlight w:val="lightGray"/>
-        </w:rPr>
-        <w:t>8</w:t>
-      </w:r>
-      <w:r>
-        <w:rPr>
-          <w:rFonts w:ascii="Arial" w:eastAsia="Arial" w:hAnsi="Arial"/>
-          <w:sz w:val="18"/>
-          <w:highlight w:val="lightGray"/>
-        </w:rPr>
-        <w:t>/2026]</w:t>
-      </w:r>
-    </w:p>
-    <w:p>
-      <w:pPr>
-        <w:rPr>
-          <w:rFonts w:ascii="Roboto Mono" w:hAnsi="Roboto Mono"/>
-        </w:rPr>
-      </w:pPr>
-      <w:r>
-        <w:rPr>
-          <w:rFonts w:ascii="Roboto Mono" w:hAnsi="Roboto Mono"/>
-        </w:rPr>
-        <w:t xml:space="preserve">- Give me project to </w:t>
-      </w:r>
-      <w:r>
-        <w:rPr>
-          <w:rFonts w:ascii="Roboto Mono" w:hAnsi="Roboto Mono"/>
-        </w:rPr>
-        <w:t>notify me</w:t>
-      </w:r>
-    </w:p>
-    <w:p>
-      <w:pPr>
-        <w:rPr>
-          <w:rFonts w:ascii="Roboto Mono" w:hAnsi="Roboto Mono"/>
-        </w:rPr>
-      </w:pPr>
-      <w:r>
-        <w:rPr>
-          <w:rFonts w:ascii="Roboto Mono" w:hAnsi="Roboto Mono"/>
-        </w:rPr>
-        <w:t>- make me can notify different type which each type has title and message</w:t>
-      </w:r>
-      <w:r>
-        <w:rPr>
-          <w:rFonts w:ascii="Roboto Mono" w:hAnsi="Roboto Mono"/>
-        </w:rPr>
-        <w:t xml:space="preserve"> and can add sound for notifcation</w:t>
-      </w:r>
-    </w:p>
-    <w:p>
-      <w:pPr>
-        <w:rPr>
-          <w:rFonts w:ascii="Roboto Mono" w:hAnsi="Roboto Mono"/>
-        </w:rPr>
-      </w:pPr>
-      <w:r>
-        <w:rPr>
-          <w:rFonts w:ascii="Roboto Mono" w:hAnsi="Roboto Mono"/>
-        </w:rPr>
-        <w:t>- make me can notify data and time which can repeat</w:t>
-      </w:r>
-    </w:p>
-    <w:p>
-      <w:pPr>
-        <w:rPr>
-          <w:rFonts w:ascii="Roboto Mono" w:hAnsi="Roboto Mono"/>
-        </w:rPr>
-      </w:pPr>
-      <w:r>
-        <w:rPr>
-          <w:rFonts w:ascii="Roboto Mono" w:hAnsi="Roboto Mono"/>
-        </w:rPr>
-        <w:t xml:space="preserve">   * once</w:t>
-      </w:r>
-    </w:p>
-    <w:p>
-      <w:pPr>
-        <w:rPr>
-          <w:rFonts w:ascii="Roboto Mono" w:hAnsi="Roboto Mono"/>
-        </w:rPr>
-      </w:pPr>
-      <w:r>
-        <w:rPr>
-          <w:rFonts w:ascii="Roboto Mono" w:hAnsi="Roboto Mono"/>
-        </w:rPr>
-        <w:t xml:space="preserve">   * every interval</w:t>
-      </w:r>
-    </w:p>
-    <w:p>
-      <w:pPr>
-        <w:rPr>
-          <w:rFonts w:ascii="Roboto Mono" w:hAnsi="Roboto Mono"/>
-        </w:rPr>
-      </w:pPr>
-      <w:r>
-        <w:rPr>
-          <w:rFonts w:ascii="Roboto Mono" w:hAnsi="Roboto Mono"/>
-        </w:rPr>
-        <w:t xml:space="preserve">   * weekly</w:t>
-      </w:r>
-    </w:p>
-    <w:p>
-      <w:pPr>
-        <w:rPr>
-          <w:rFonts w:ascii="Roboto Mono" w:hAnsi="Roboto Mono"/>
-        </w:rPr>
-      </w:pPr>
-      <w:r>
-        <w:rPr>
-          <w:rFonts w:ascii="Roboto Mono" w:hAnsi="Roboto Mono"/>
-        </w:rPr>
-        <w:t xml:space="preserve">   * Annualy</w:t>
-      </w:r>
-    </w:p>
-    <w:p>
-      <w:pPr>
-        <w:rPr>
-          <w:rFonts w:ascii="Roboto Mono" w:hAnsi="Roboto Mono"/>
-        </w:rPr>
-      </w:pPr>
-      <w:r>
-        <w:rPr>
-          <w:rFonts w:ascii="Roboto Mono" w:hAnsi="Roboto Mono"/>
-        </w:rPr>
-        <w:t>-</w:t>
-      </w:r>
-      <w:r>
-        <w:rPr>
-          <w:rFonts w:ascii="Roboto Mono" w:hAnsi="Roboto Mono"/>
-        </w:rPr>
-        <w:t xml:space="preserve"> </w:t>
-      </w:r>
-      <w:r>
-        <w:rPr>
-          <w:rFonts w:ascii="Roboto Mono" w:hAnsi="Roboto Mono"/>
-        </w:rPr>
-        <w:t>make me can notify</w:t>
-      </w:r>
-      <w:r>
-        <w:rPr>
-          <w:rFonts w:ascii="Roboto Mono" w:hAnsi="Roboto Mono"/>
-        </w:rPr>
-        <w:t xml:space="preserve"> battery level to reminve me to plug in or unplug in certain battery level and can repeat to reminder </w:t>
-      </w:r>
-      <w:r>
-        <w:rPr>
-          <w:rFonts w:ascii="Roboto Mono" w:hAnsi="Roboto Mono"/>
-        </w:rPr>
-        <w:t>every interval</w:t>
-      </w:r>
-    </w:p>
-    <w:p>
-      <w:pPr>
-        <w:pStyle w:val="Heading2"/>
-      </w:pPr>
-      <w:r>
-        <w:rPr>
-          <w:rFonts w:hint="cs"/>
-          <w:rtl/>
-        </w:rPr>
-        <w:t>2</w:t>
-      </w:r>
-      <w:r>
-        <w:t>-</w:t>
-      </w:r>
-      <w:r>
-        <w:t xml:space="preserve"> </w:t>
-      </w:r>
-      <w:r>
-        <w:t>Notification Manager</w:t>
-      </w:r>
-      <w:r>
-        <w:t>- Ai Answer - 1</w:t>
-      </w:r>
-    </w:p>
-    <w:p>
-      <w:r>
-        <w:rPr>
-          <w:rFonts w:ascii="Arial" w:eastAsia="Arial" w:hAnsi="Arial" w:cs="Arial"/>
-          <w:b/>
-          <w:color w:val="000000"/>
-          <w:sz w:val="18"/>
-          <w:highlight w:val="lightGray"/>
-        </w:rPr>
-        <w:t># Source: AI Source: Provided by: [Data Path</w:t>
-      </w:r>
+        <w:t xml:space="preserve">: Persons Table -&gt; ID Column: 1, </w:t>
+      </w:r>
+      <w:proofErr w:type="spellStart"/>
       <w:r>
         <w:rPr>
           <w:rFonts w:ascii="Arial" w:eastAsia="Arial" w:hAnsi="Arial" w:cs="Arial"/>
@@ -293,7 +461,17 @@
           <w:sz w:val="18"/>
           <w:highlight w:val="lightGray"/>
         </w:rPr>
-        <w:t xml:space="preserve">: Persons Table -&gt; ID Column: 1, Name_En Column: Motasem Essam] -&gt; </w:t>
+        <w:t>Name_En</w:t>
+      </w:r>
+      <w:proofErr w:type="spellEnd"/>
+      <w:r>
+        <w:rPr>
+          <w:rFonts w:ascii="Arial" w:eastAsia="Arial" w:hAnsi="Arial" w:cs="Arial"/>
+          <w:color w:val="000000"/>
+          <w:sz w:val="18"/>
+          <w:highlight w:val="lightGray"/>
+        </w:rPr>
+        <w:t xml:space="preserve"> Column: Motasem Essam] -&gt; </w:t>
       </w:r>
       <w:r>
         <w:rPr>
@@ -418,11 +596,19 @@
           <w:rFonts w:ascii="Roboto Mono" w:hAnsi="Roboto Mono"/>
         </w:rPr>
       </w:pPr>
-      <w:r>
-        <w:rPr>
-          <w:rFonts w:ascii="Roboto Mono" w:hAnsi="Roboto Mono"/>
-        </w:rPr>
-        <w:t>NotificationManager/</w:t>
+      <w:proofErr w:type="spellStart"/>
+      <w:r>
+        <w:rPr>
+          <w:rFonts w:ascii="Roboto Mono" w:hAnsi="Roboto Mono"/>
+        </w:rPr>
+        <w:t>NotificationManager</w:t>
+      </w:r>
+      <w:proofErr w:type="spellEnd"/>
+      <w:r>
+        <w:rPr>
+          <w:rFonts w:ascii="Roboto Mono" w:hAnsi="Roboto Mono"/>
+        </w:rPr>
+        <w:t>/</w:t>
       </w:r>
     </w:p>
     <w:p>
@@ -926,7 +1112,21 @@
         <w:rPr>
           <w:rFonts w:ascii="Roboto Mono" w:hAnsi="Roboto Mono"/>
         </w:rPr>
-        <w:t xml:space="preserve"> gui/</w:t>
+        <w:t xml:space="preserve"> </w:t>
+      </w:r>
+      <w:proofErr w:type="spellStart"/>
+      <w:r>
+        <w:rPr>
+          <w:rFonts w:ascii="Roboto Mono" w:hAnsi="Roboto Mono"/>
+        </w:rPr>
+        <w:t>gui</w:t>
+      </w:r>
+      <w:proofErr w:type="spellEnd"/>
+      <w:r>
+        <w:rPr>
+          <w:rFonts w:ascii="Roboto Mono" w:hAnsi="Roboto Mono"/>
+        </w:rPr>
+        <w:t>/</w:t>
       </w:r>
     </w:p>
     <w:p>
@@ -1154,7 +1354,21 @@
         <w:rPr>
           <w:rFonts w:ascii="Roboto Mono" w:hAnsi="Roboto Mono"/>
         </w:rPr>
-        <w:t xml:space="preserve"> notification_types/</w:t>
+        <w:t xml:space="preserve"> </w:t>
+      </w:r>
+      <w:proofErr w:type="spellStart"/>
+      <w:r>
+        <w:rPr>
+          <w:rFonts w:ascii="Roboto Mono" w:hAnsi="Roboto Mono"/>
+        </w:rPr>
+        <w:t>notification_types</w:t>
+      </w:r>
+      <w:proofErr w:type="spellEnd"/>
+      <w:r>
+        <w:rPr>
+          <w:rFonts w:ascii="Roboto Mono" w:hAnsi="Roboto Mono"/>
+        </w:rPr>
+        <w:t>/</w:t>
       </w:r>
     </w:p>
     <w:p>
@@ -1297,7 +1511,21 @@
         <w:rPr>
           <w:rFonts w:ascii="Roboto Mono" w:hAnsi="Roboto Mono"/>
         </w:rPr>
-        <w:t xml:space="preserve"> date_time/</w:t>
+        <w:t xml:space="preserve"> </w:t>
+      </w:r>
+      <w:proofErr w:type="spellStart"/>
+      <w:r>
+        <w:rPr>
+          <w:rFonts w:ascii="Roboto Mono" w:hAnsi="Roboto Mono"/>
+        </w:rPr>
+        <w:t>date_time</w:t>
+      </w:r>
+      <w:proofErr w:type="spellEnd"/>
+      <w:r>
+        <w:rPr>
+          <w:rFonts w:ascii="Roboto Mono" w:hAnsi="Roboto Mono"/>
+        </w:rPr>
+        <w:t>/</w:t>
       </w:r>
     </w:p>
     <w:p>
@@ -1448,8 +1676,18 @@
         <w:rPr>
           <w:rFonts w:ascii="Roboto Mono" w:hAnsi="Roboto Mono"/>
         </w:rPr>
-        <w:t xml:space="preserve"> notifications.json</w:t>
-      </w:r>
+        <w:t xml:space="preserve"> </w:t>
+      </w:r>
+      <w:proofErr w:type="spellStart"/>
+      <w:proofErr w:type="gramStart"/>
+      <w:r>
+        <w:rPr>
+          <w:rFonts w:ascii="Roboto Mono" w:hAnsi="Roboto Mono"/>
+        </w:rPr>
+        <w:t>notifications.json</w:t>
+      </w:r>
+      <w:proofErr w:type="spellEnd"/>
+      <w:proofErr w:type="gramEnd"/>
     </w:p>
     <w:sectPr>
       <w:pgSz w:w="12240" w:h="15840"/>
